--- a/docs/TeamPulse_用户手册.docx
+++ b/docs/TeamPulse_用户手册.docx
@@ -10,27 +10,31 @@
     <w:p/>
     <w:p>
       <w:pPr>
+        <w:spacing w:line="360" w:lineRule="auto"/>
+        <w:ind w:firstLine="0"/>
         <w:jc w:val="center"/>
       </w:pPr>
       <w:r>
         <w:rPr>
-          <w:rFonts w:ascii="微软雅黑" w:hAnsi="微软雅黑" w:eastAsia="微软雅黑"/>
+          <w:rFonts w:ascii="Times New Roman" w:hAnsi="Times New Roman" w:eastAsia="黑体"/>
           <w:b/>
           <w:color w:val="1F3864"/>
-          <w:sz w:val="60"/>
+          <w:sz w:val="44"/>
         </w:rPr>
         <w:t>TeamPulse 用户手册</w:t>
       </w:r>
     </w:p>
     <w:p>
       <w:pPr>
+        <w:spacing w:line="360" w:lineRule="auto"/>
+        <w:ind w:firstLine="0"/>
         <w:jc w:val="center"/>
       </w:pPr>
       <w:r>
         <w:rPr>
-          <w:rFonts w:ascii="微软雅黑" w:hAnsi="微软雅黑" w:eastAsia="微软雅黑"/>
+          <w:rFonts w:ascii="Times New Roman" w:hAnsi="Times New Roman" w:eastAsia="黑体"/>
           <w:color w:val="595959"/>
-          <w:sz w:val="26"/>
+          <w:sz w:val="28"/>
         </w:rPr>
         <w:t>6 个角色的操作指引与常见问题</w:t>
       </w:r>
@@ -38,39 +42,45 @@
     <w:p/>
     <w:p>
       <w:pPr>
+        <w:spacing w:line="360" w:lineRule="auto"/>
+        <w:ind w:firstLine="0"/>
         <w:jc w:val="center"/>
       </w:pPr>
       <w:r>
         <w:rPr>
-          <w:rFonts w:ascii="微软雅黑" w:hAnsi="微软雅黑" w:eastAsia="微软雅黑"/>
+          <w:rFonts w:ascii="Times New Roman" w:hAnsi="Times New Roman" w:eastAsia="黑体"/>
           <w:color w:val="404040"/>
-          <w:sz w:val="21"/>
+          <w:sz w:val="28"/>
         </w:rPr>
         <w:t>适用地址：http://81.70.102.116/</w:t>
       </w:r>
     </w:p>
     <w:p>
       <w:pPr>
+        <w:spacing w:line="360" w:lineRule="auto"/>
+        <w:ind w:firstLine="0"/>
         <w:jc w:val="center"/>
       </w:pPr>
       <w:r>
         <w:rPr>
-          <w:rFonts w:ascii="微软雅黑" w:hAnsi="微软雅黑" w:eastAsia="微软雅黑"/>
+          <w:rFonts w:ascii="Times New Roman" w:hAnsi="Times New Roman" w:eastAsia="黑体"/>
           <w:color w:val="404040"/>
-          <w:sz w:val="21"/>
+          <w:sz w:val="28"/>
         </w:rPr>
         <w:t>演示账号：admin / zhangsan / sunqi / wangwu / zhaoliu / lisi（除 admin 外密码 123456）</w:t>
       </w:r>
     </w:p>
     <w:p>
       <w:pPr>
+        <w:spacing w:line="360" w:lineRule="auto"/>
+        <w:ind w:firstLine="0"/>
         <w:jc w:val="center"/>
       </w:pPr>
       <w:r>
         <w:rPr>
-          <w:rFonts w:ascii="微软雅黑" w:hAnsi="微软雅黑" w:eastAsia="微软雅黑"/>
+          <w:rFonts w:ascii="Times New Roman" w:hAnsi="Times New Roman" w:eastAsia="黑体"/>
           <w:color w:val="404040"/>
-          <w:sz w:val="21"/>
+          <w:sz w:val="28"/>
         </w:rPr>
         <w:t>文档版本 v1.0</w:t>
       </w:r>
@@ -83,26 +93,39 @@
     <w:p>
       <w:pPr>
         <w:pStyle w:val="Heading1"/>
+        <w:ind w:firstLine="0"/>
       </w:pPr>
       <w:r>
+        <w:rPr>
+          <w:rFonts w:ascii="Times New Roman" w:hAnsi="Times New Roman" w:eastAsia="黑体"/>
+          <w:b/>
+          <w:sz w:val="32"/>
+        </w:rPr>
         <w:t>1　登录与入口</w:t>
       </w:r>
     </w:p>
     <w:p>
       <w:pPr>
         <w:pStyle w:val="Heading2"/>
+        <w:ind w:firstLine="0"/>
       </w:pPr>
       <w:r>
+        <w:rPr>
+          <w:rFonts w:ascii="Times New Roman" w:hAnsi="Times New Roman" w:eastAsia="黑体"/>
+          <w:b/>
+          <w:sz w:val="28"/>
+        </w:rPr>
         <w:t>1.1　登录</w:t>
       </w:r>
     </w:p>
     <w:p>
       <w:pPr>
-        <w:spacing w:after="120"/>
+        <w:spacing w:after="120" w:line="360" w:lineRule="auto"/>
+        <w:ind w:firstLine="420"/>
       </w:pPr>
       <w:r>
         <w:rPr>
-          <w:rFonts w:ascii="微软雅黑" w:hAnsi="微软雅黑" w:eastAsia="微软雅黑"/>
+          <w:rFonts w:ascii="Times New Roman" w:hAnsi="Times New Roman" w:eastAsia="宋体"/>
           <w:b w:val="0"/>
           <w:sz w:val="21"/>
         </w:rPr>
@@ -112,8 +135,14 @@
     <w:p>
       <w:pPr>
         <w:pStyle w:val="Heading2"/>
+        <w:ind w:firstLine="0"/>
       </w:pPr>
       <w:r>
+        <w:rPr>
+          <w:rFonts w:ascii="Times New Roman" w:hAnsi="Times New Roman" w:eastAsia="黑体"/>
+          <w:b/>
+          <w:sz w:val="28"/>
+        </w:rPr>
         <w:t>1.2　两套界面</w:t>
       </w:r>
     </w:p>
@@ -132,21 +161,31 @@
         <w:gridCol w:w="2049"/>
       </w:tblGrid>
       <w:tr>
+        <w:trPr>
+          <w:tblHeader/>
+        </w:trPr>
         <w:tc>
           <w:tcPr>
             <w:tcW w:type="dxa" w:w="1464"/>
-            <w:shd w:val="clear" w:fill="DCE6F1"/>
+            <w:shd w:val="clear" w:fill="E8EEF6" w:color="auto"/>
           </w:tcPr>
           <w:p>
             <w:pPr>
-              <w:spacing w:after="0"/>
+              <w:spacing w:after="0" w:line="240" w:lineRule="auto"/>
+              <w:ind w:firstLine="0"/>
+              <w:jc w:val="center"/>
             </w:pPr>
-            <w:r/>
             <w:r>
               <w:rPr>
-                <w:rFonts w:ascii="微软雅黑" w:hAnsi="微软雅黑" w:eastAsia="微软雅黑"/>
+                <w:rFonts w:ascii="Times New Roman" w:hAnsi="Times New Roman" w:eastAsia="宋体"/>
+                <w:sz w:val="18"/>
+              </w:rPr>
+            </w:r>
+            <w:r>
+              <w:rPr>
+                <w:rFonts w:ascii="Times New Roman" w:hAnsi="Times New Roman" w:eastAsia="宋体"/>
                 <w:b/>
-                <w:sz w:val="17"/>
+                <w:sz w:val="21"/>
               </w:rPr>
               <w:t>界面</w:t>
             </w:r>
@@ -155,18 +194,25 @@
         <w:tc>
           <w:tcPr>
             <w:tcW w:type="dxa" w:w="3220"/>
-            <w:shd w:val="clear" w:fill="DCE6F1"/>
+            <w:shd w:val="clear" w:fill="E8EEF6" w:color="auto"/>
           </w:tcPr>
           <w:p>
             <w:pPr>
-              <w:spacing w:after="0"/>
+              <w:spacing w:after="0" w:line="240" w:lineRule="auto"/>
+              <w:ind w:firstLine="0"/>
+              <w:jc w:val="center"/>
             </w:pPr>
-            <w:r/>
             <w:r>
               <w:rPr>
-                <w:rFonts w:ascii="微软雅黑" w:hAnsi="微软雅黑" w:eastAsia="微软雅黑"/>
+                <w:rFonts w:ascii="Times New Roman" w:hAnsi="Times New Roman" w:eastAsia="宋体"/>
+                <w:sz w:val="18"/>
+              </w:rPr>
+            </w:r>
+            <w:r>
+              <w:rPr>
+                <w:rFonts w:ascii="Times New Roman" w:hAnsi="Times New Roman" w:eastAsia="宋体"/>
                 <w:b/>
-                <w:sz w:val="17"/>
+                <w:sz w:val="21"/>
               </w:rPr>
               <w:t>地址前缀</w:t>
             </w:r>
@@ -175,18 +221,25 @@
         <w:tc>
           <w:tcPr>
             <w:tcW w:type="dxa" w:w="2195"/>
-            <w:shd w:val="clear" w:fill="DCE6F1"/>
+            <w:shd w:val="clear" w:fill="E8EEF6" w:color="auto"/>
           </w:tcPr>
           <w:p>
             <w:pPr>
-              <w:spacing w:after="0"/>
+              <w:spacing w:after="0" w:line="240" w:lineRule="auto"/>
+              <w:ind w:firstLine="0"/>
+              <w:jc w:val="center"/>
             </w:pPr>
-            <w:r/>
             <w:r>
               <w:rPr>
-                <w:rFonts w:ascii="微软雅黑" w:hAnsi="微软雅黑" w:eastAsia="微软雅黑"/>
+                <w:rFonts w:ascii="Times New Roman" w:hAnsi="Times New Roman" w:eastAsia="宋体"/>
+                <w:sz w:val="18"/>
+              </w:rPr>
+            </w:r>
+            <w:r>
+              <w:rPr>
+                <w:rFonts w:ascii="Times New Roman" w:hAnsi="Times New Roman" w:eastAsia="宋体"/>
                 <w:b/>
-                <w:sz w:val="17"/>
+                <w:sz w:val="21"/>
               </w:rPr>
               <w:t>适合谁</w:t>
             </w:r>
@@ -195,18 +248,25 @@
         <w:tc>
           <w:tcPr>
             <w:tcW w:type="dxa" w:w="2049"/>
-            <w:shd w:val="clear" w:fill="DCE6F1"/>
+            <w:shd w:val="clear" w:fill="E8EEF6" w:color="auto"/>
           </w:tcPr>
           <w:p>
             <w:pPr>
-              <w:spacing w:after="0"/>
+              <w:spacing w:after="0" w:line="240" w:lineRule="auto"/>
+              <w:ind w:firstLine="0"/>
+              <w:jc w:val="center"/>
             </w:pPr>
-            <w:r/>
             <w:r>
               <w:rPr>
-                <w:rFonts w:ascii="微软雅黑" w:hAnsi="微软雅黑" w:eastAsia="微软雅黑"/>
+                <w:rFonts w:ascii="Times New Roman" w:hAnsi="Times New Roman" w:eastAsia="宋体"/>
+                <w:sz w:val="18"/>
+              </w:rPr>
+            </w:r>
+            <w:r>
+              <w:rPr>
+                <w:rFonts w:ascii="Times New Roman" w:hAnsi="Times New Roman" w:eastAsia="宋体"/>
                 <w:b/>
-                <w:sz w:val="17"/>
+                <w:sz w:val="21"/>
               </w:rPr>
               <w:t>包含什么</w:t>
             </w:r>
@@ -220,13 +280,19 @@
           </w:tcPr>
           <w:p>
             <w:pPr>
-              <w:spacing w:after="0" w:line="252" w:lineRule="auto"/>
+              <w:spacing w:after="0" w:line="240" w:lineRule="auto"/>
+              <w:ind w:firstLine="0"/>
             </w:pPr>
-            <w:r/>
             <w:r>
               <w:rPr>
-                <w:rFonts w:ascii="微软雅黑" w:hAnsi="微软雅黑" w:eastAsia="微软雅黑"/>
-                <w:sz w:val="17"/>
+                <w:rFonts w:ascii="Times New Roman" w:hAnsi="Times New Roman" w:eastAsia="宋体"/>
+                <w:sz w:val="18"/>
+              </w:rPr>
+            </w:r>
+            <w:r>
+              <w:rPr>
+                <w:rFonts w:ascii="Times New Roman" w:hAnsi="Times New Roman" w:eastAsia="宋体"/>
+                <w:sz w:val="21"/>
               </w:rPr>
               <w:t>管理后台</w:t>
             </w:r>
@@ -238,13 +304,19 @@
           </w:tcPr>
           <w:p>
             <w:pPr>
-              <w:spacing w:after="0" w:line="252" w:lineRule="auto"/>
+              <w:spacing w:after="0" w:line="240" w:lineRule="auto"/>
+              <w:ind w:firstLine="0"/>
             </w:pPr>
-            <w:r/>
             <w:r>
               <w:rPr>
-                <w:rFonts w:ascii="微软雅黑" w:hAnsi="微软雅黑" w:eastAsia="微软雅黑"/>
-                <w:sz w:val="17"/>
+                <w:rFonts w:ascii="Times New Roman" w:hAnsi="Times New Roman" w:eastAsia="宋体"/>
+                <w:sz w:val="18"/>
+              </w:rPr>
+            </w:r>
+            <w:r>
+              <w:rPr>
+                <w:rFonts w:ascii="Times New Roman" w:hAnsi="Times New Roman" w:eastAsia="宋体"/>
+                <w:sz w:val="21"/>
               </w:rPr>
               <w:t>/dashboard、/attendance、/users …</w:t>
             </w:r>
@@ -256,13 +328,19 @@
           </w:tcPr>
           <w:p>
             <w:pPr>
-              <w:spacing w:after="0" w:line="252" w:lineRule="auto"/>
+              <w:spacing w:after="0" w:line="240" w:lineRule="auto"/>
+              <w:ind w:firstLine="0"/>
             </w:pPr>
-            <w:r/>
             <w:r>
               <w:rPr>
-                <w:rFonts w:ascii="微软雅黑" w:hAnsi="微软雅黑" w:eastAsia="微软雅黑"/>
-                <w:sz w:val="17"/>
+                <w:rFonts w:ascii="Times New Roman" w:hAnsi="Times New Roman" w:eastAsia="宋体"/>
+                <w:sz w:val="18"/>
+              </w:rPr>
+            </w:r>
+            <w:r>
+              <w:rPr>
+                <w:rFonts w:ascii="Times New Roman" w:hAnsi="Times New Roman" w:eastAsia="宋体"/>
+                <w:sz w:val="21"/>
               </w:rPr>
               <w:t>管理员/人事/经理/负责人/审计</w:t>
             </w:r>
@@ -274,13 +352,19 @@
           </w:tcPr>
           <w:p>
             <w:pPr>
-              <w:spacing w:after="0" w:line="252" w:lineRule="auto"/>
+              <w:spacing w:after="0" w:line="240" w:lineRule="auto"/>
+              <w:ind w:firstLine="0"/>
             </w:pPr>
-            <w:r/>
             <w:r>
               <w:rPr>
-                <w:rFonts w:ascii="微软雅黑" w:hAnsi="微软雅黑" w:eastAsia="微软雅黑"/>
-                <w:sz w:val="17"/>
+                <w:rFonts w:ascii="Times New Roman" w:hAnsi="Times New Roman" w:eastAsia="宋体"/>
+                <w:sz w:val="18"/>
+              </w:rPr>
+            </w:r>
+            <w:r>
+              <w:rPr>
+                <w:rFonts w:ascii="Times New Roman" w:hAnsi="Times New Roman" w:eastAsia="宋体"/>
+                <w:sz w:val="21"/>
               </w:rPr>
               <w:t>部门与全公司范围的管理功能</w:t>
             </w:r>
@@ -294,13 +378,19 @@
           </w:tcPr>
           <w:p>
             <w:pPr>
-              <w:spacing w:after="0" w:line="252" w:lineRule="auto"/>
+              <w:spacing w:after="0" w:line="240" w:lineRule="auto"/>
+              <w:ind w:firstLine="0"/>
             </w:pPr>
-            <w:r/>
             <w:r>
               <w:rPr>
-                <w:rFonts w:ascii="微软雅黑" w:hAnsi="微软雅黑" w:eastAsia="微软雅黑"/>
-                <w:sz w:val="17"/>
+                <w:rFonts w:ascii="Times New Roman" w:hAnsi="Times New Roman" w:eastAsia="宋体"/>
+                <w:sz w:val="18"/>
+              </w:rPr>
+            </w:r>
+            <w:r>
+              <w:rPr>
+                <w:rFonts w:ascii="Times New Roman" w:hAnsi="Times New Roman" w:eastAsia="宋体"/>
+                <w:sz w:val="21"/>
               </w:rPr>
               <w:t>我的工作台</w:t>
             </w:r>
@@ -312,13 +402,19 @@
           </w:tcPr>
           <w:p>
             <w:pPr>
-              <w:spacing w:after="0" w:line="252" w:lineRule="auto"/>
+              <w:spacing w:after="0" w:line="240" w:lineRule="auto"/>
+              <w:ind w:firstLine="0"/>
             </w:pPr>
-            <w:r/>
             <w:r>
               <w:rPr>
-                <w:rFonts w:ascii="微软雅黑" w:hAnsi="微软雅黑" w:eastAsia="微软雅黑"/>
-                <w:sz w:val="17"/>
+                <w:rFonts w:ascii="Times New Roman" w:hAnsi="Times New Roman" w:eastAsia="宋体"/>
+                <w:sz w:val="18"/>
+              </w:rPr>
+            </w:r>
+            <w:r>
+              <w:rPr>
+                <w:rFonts w:ascii="Times New Roman" w:hAnsi="Times New Roman" w:eastAsia="宋体"/>
+                <w:sz w:val="21"/>
               </w:rPr>
               <w:t>/u/…</w:t>
             </w:r>
@@ -330,13 +426,19 @@
           </w:tcPr>
           <w:p>
             <w:pPr>
-              <w:spacing w:after="0" w:line="252" w:lineRule="auto"/>
+              <w:spacing w:after="0" w:line="240" w:lineRule="auto"/>
+              <w:ind w:firstLine="0"/>
             </w:pPr>
-            <w:r/>
             <w:r>
               <w:rPr>
-                <w:rFonts w:ascii="微软雅黑" w:hAnsi="微软雅黑" w:eastAsia="微软雅黑"/>
-                <w:sz w:val="17"/>
+                <w:rFonts w:ascii="Times New Roman" w:hAnsi="Times New Roman" w:eastAsia="宋体"/>
+                <w:sz w:val="18"/>
+              </w:rPr>
+            </w:r>
+            <w:r>
+              <w:rPr>
+                <w:rFonts w:ascii="Times New Roman" w:hAnsi="Times New Roman" w:eastAsia="宋体"/>
+                <w:sz w:val="21"/>
               </w:rPr>
               <w:t>所有人（默认）</w:t>
             </w:r>
@@ -348,13 +450,19 @@
           </w:tcPr>
           <w:p>
             <w:pPr>
-              <w:spacing w:after="0" w:line="252" w:lineRule="auto"/>
+              <w:spacing w:after="0" w:line="240" w:lineRule="auto"/>
+              <w:ind w:firstLine="0"/>
             </w:pPr>
-            <w:r/>
             <w:r>
               <w:rPr>
-                <w:rFonts w:ascii="微软雅黑" w:hAnsi="微软雅黑" w:eastAsia="微软雅黑"/>
-                <w:sz w:val="17"/>
+                <w:rFonts w:ascii="Times New Roman" w:hAnsi="Times New Roman" w:eastAsia="宋体"/>
+                <w:sz w:val="18"/>
+              </w:rPr>
+            </w:r>
+            <w:r>
+              <w:rPr>
+                <w:rFonts w:ascii="Times New Roman" w:hAnsi="Times New Roman" w:eastAsia="宋体"/>
+                <w:sz w:val="21"/>
               </w:rPr>
               <w:t>我的打卡、我的日程、我的日志、我的团队、个人信息</w:t>
             </w:r>
@@ -365,13 +473,14 @@
     <w:p/>
     <w:p>
       <w:pPr>
-        <w:spacing w:after="160"/>
+        <w:spacing w:after="160" w:line="360" w:lineRule="auto"/>
+        <w:ind w:firstLine="420"/>
       </w:pPr>
       <w:r>
         <w:rPr>
-          <w:rFonts w:ascii="微软雅黑" w:hAnsi="微软雅黑" w:eastAsia="微软雅黑"/>
+          <w:rFonts w:ascii="Times New Roman" w:hAnsi="Times New Roman" w:eastAsia="宋体"/>
           <w:color w:val="666666"/>
-          <w:sz w:val="18"/>
+          <w:sz w:val="21"/>
         </w:rPr>
         <w:t>右上角「切换面板」可在两套界面间往返；菜单只显示你有权限的项，看不到说明该功能不在你的职责内。</w:t>
       </w:r>
@@ -379,8 +488,14 @@
     <w:p>
       <w:pPr>
         <w:pStyle w:val="Heading1"/>
+        <w:ind w:firstLine="0"/>
       </w:pPr>
       <w:r>
+        <w:rPr>
+          <w:rFonts w:ascii="Times New Roman" w:hAnsi="Times New Roman" w:eastAsia="黑体"/>
+          <w:b/>
+          <w:sz w:val="32"/>
+        </w:rPr>
         <w:t>2　角色速查</w:t>
       </w:r>
     </w:p>
@@ -398,21 +513,31 @@
         <w:gridCol w:w="3168"/>
       </w:tblGrid>
       <w:tr>
+        <w:trPr>
+          <w:tblHeader/>
+        </w:trPr>
         <w:tc>
           <w:tcPr>
             <w:tcW w:type="dxa" w:w="1296"/>
-            <w:shd w:val="clear" w:fill="DCE6F1"/>
+            <w:shd w:val="clear" w:fill="E8EEF6" w:color="auto"/>
           </w:tcPr>
           <w:p>
             <w:pPr>
-              <w:spacing w:after="0"/>
+              <w:spacing w:after="0" w:line="240" w:lineRule="auto"/>
+              <w:ind w:firstLine="0"/>
+              <w:jc w:val="center"/>
             </w:pPr>
-            <w:r/>
             <w:r>
               <w:rPr>
-                <w:rFonts w:ascii="微软雅黑" w:hAnsi="微软雅黑" w:eastAsia="微软雅黑"/>
+                <w:rFonts w:ascii="Times New Roman" w:hAnsi="Times New Roman" w:eastAsia="宋体"/>
+                <w:sz w:val="18"/>
+              </w:rPr>
+            </w:r>
+            <w:r>
+              <w:rPr>
+                <w:rFonts w:ascii="Times New Roman" w:hAnsi="Times New Roman" w:eastAsia="宋体"/>
                 <w:b/>
-                <w:sz w:val="16"/>
+                <w:sz w:val="21"/>
               </w:rPr>
               <w:t>角色</w:t>
             </w:r>
@@ -421,18 +546,25 @@
         <w:tc>
           <w:tcPr>
             <w:tcW w:type="dxa" w:w="4464"/>
-            <w:shd w:val="clear" w:fill="DCE6F1"/>
+            <w:shd w:val="clear" w:fill="E8EEF6" w:color="auto"/>
           </w:tcPr>
           <w:p>
             <w:pPr>
-              <w:spacing w:after="0"/>
+              <w:spacing w:after="0" w:line="240" w:lineRule="auto"/>
+              <w:ind w:firstLine="0"/>
+              <w:jc w:val="center"/>
             </w:pPr>
-            <w:r/>
             <w:r>
               <w:rPr>
-                <w:rFonts w:ascii="微软雅黑" w:hAnsi="微软雅黑" w:eastAsia="微软雅黑"/>
+                <w:rFonts w:ascii="Times New Roman" w:hAnsi="Times New Roman" w:eastAsia="宋体"/>
+                <w:sz w:val="18"/>
+              </w:rPr>
+            </w:r>
+            <w:r>
+              <w:rPr>
+                <w:rFonts w:ascii="Times New Roman" w:hAnsi="Times New Roman" w:eastAsia="宋体"/>
                 <w:b/>
-                <w:sz w:val="16"/>
+                <w:sz w:val="21"/>
               </w:rPr>
               <w:t>能看到的管理菜单</w:t>
             </w:r>
@@ -441,18 +573,25 @@
         <w:tc>
           <w:tcPr>
             <w:tcW w:type="dxa" w:w="3168"/>
-            <w:shd w:val="clear" w:fill="DCE6F1"/>
+            <w:shd w:val="clear" w:fill="E8EEF6" w:color="auto"/>
           </w:tcPr>
           <w:p>
             <w:pPr>
-              <w:spacing w:after="0"/>
+              <w:spacing w:after="0" w:line="240" w:lineRule="auto"/>
+              <w:ind w:firstLine="0"/>
+              <w:jc w:val="center"/>
             </w:pPr>
-            <w:r/>
             <w:r>
               <w:rPr>
-                <w:rFonts w:ascii="微软雅黑" w:hAnsi="微软雅黑" w:eastAsia="微软雅黑"/>
+                <w:rFonts w:ascii="Times New Roman" w:hAnsi="Times New Roman" w:eastAsia="宋体"/>
+                <w:sz w:val="18"/>
+              </w:rPr>
+            </w:r>
+            <w:r>
+              <w:rPr>
+                <w:rFonts w:ascii="Times New Roman" w:hAnsi="Times New Roman" w:eastAsia="宋体"/>
                 <w:b/>
-                <w:sz w:val="16"/>
+                <w:sz w:val="21"/>
               </w:rPr>
               <w:t>能做的写操作</w:t>
             </w:r>
@@ -466,13 +605,19 @@
           </w:tcPr>
           <w:p>
             <w:pPr>
-              <w:spacing w:after="0" w:line="252" w:lineRule="auto"/>
+              <w:spacing w:after="0" w:line="240" w:lineRule="auto"/>
+              <w:ind w:firstLine="0"/>
             </w:pPr>
-            <w:r/>
             <w:r>
               <w:rPr>
-                <w:rFonts w:ascii="微软雅黑" w:hAnsi="微软雅黑" w:eastAsia="微软雅黑"/>
-                <w:sz w:val="16"/>
+                <w:rFonts w:ascii="Times New Roman" w:hAnsi="Times New Roman" w:eastAsia="宋体"/>
+                <w:sz w:val="18"/>
+              </w:rPr>
+            </w:r>
+            <w:r>
+              <w:rPr>
+                <w:rFonts w:ascii="Times New Roman" w:hAnsi="Times New Roman" w:eastAsia="宋体"/>
+                <w:sz w:val="21"/>
               </w:rPr>
               <w:t>系统管理员</w:t>
             </w:r>
@@ -484,13 +629,19 @@
           </w:tcPr>
           <w:p>
             <w:pPr>
-              <w:spacing w:after="0" w:line="252" w:lineRule="auto"/>
+              <w:spacing w:after="0" w:line="240" w:lineRule="auto"/>
+              <w:ind w:firstLine="0"/>
             </w:pPr>
-            <w:r/>
             <w:r>
               <w:rPr>
-                <w:rFonts w:ascii="微软雅黑" w:hAnsi="微软雅黑" w:eastAsia="微软雅黑"/>
-                <w:sz w:val="16"/>
+                <w:rFonts w:ascii="Times New Roman" w:hAnsi="Times New Roman" w:eastAsia="宋体"/>
+                <w:sz w:val="18"/>
+              </w:rPr>
+            </w:r>
+            <w:r>
+              <w:rPr>
+                <w:rFonts w:ascii="Times New Roman" w:hAnsi="Times New Roman" w:eastAsia="宋体"/>
+                <w:sz w:val="21"/>
               </w:rPr>
               <w:t>全部</w:t>
             </w:r>
@@ -502,13 +653,19 @@
           </w:tcPr>
           <w:p>
             <w:pPr>
-              <w:spacing w:after="0" w:line="252" w:lineRule="auto"/>
+              <w:spacing w:after="0" w:line="240" w:lineRule="auto"/>
+              <w:ind w:firstLine="0"/>
             </w:pPr>
-            <w:r/>
             <w:r>
               <w:rPr>
-                <w:rFonts w:ascii="微软雅黑" w:hAnsi="微软雅黑" w:eastAsia="微软雅黑"/>
-                <w:sz w:val="16"/>
+                <w:rFonts w:ascii="Times New Roman" w:hAnsi="Times New Roman" w:eastAsia="宋体"/>
+                <w:sz w:val="18"/>
+              </w:rPr>
+            </w:r>
+            <w:r>
+              <w:rPr>
+                <w:rFonts w:ascii="Times New Roman" w:hAnsi="Times New Roman" w:eastAsia="宋体"/>
+                <w:sz w:val="21"/>
               </w:rPr>
               <w:t>用户/团队/设备/规则/敏感词/权限相关全部</w:t>
             </w:r>
@@ -522,13 +679,19 @@
           </w:tcPr>
           <w:p>
             <w:pPr>
-              <w:spacing w:after="0" w:line="252" w:lineRule="auto"/>
+              <w:spacing w:after="0" w:line="240" w:lineRule="auto"/>
+              <w:ind w:firstLine="0"/>
             </w:pPr>
-            <w:r/>
             <w:r>
               <w:rPr>
-                <w:rFonts w:ascii="微软雅黑" w:hAnsi="微软雅黑" w:eastAsia="微软雅黑"/>
-                <w:sz w:val="16"/>
+                <w:rFonts w:ascii="Times New Roman" w:hAnsi="Times New Roman" w:eastAsia="宋体"/>
+                <w:sz w:val="18"/>
+              </w:rPr>
+            </w:r>
+            <w:r>
+              <w:rPr>
+                <w:rFonts w:ascii="Times New Roman" w:hAnsi="Times New Roman" w:eastAsia="宋体"/>
+                <w:sz w:val="21"/>
               </w:rPr>
               <w:t>人事</w:t>
             </w:r>
@@ -540,13 +703,19 @@
           </w:tcPr>
           <w:p>
             <w:pPr>
-              <w:spacing w:after="0" w:line="252" w:lineRule="auto"/>
+              <w:spacing w:after="0" w:line="240" w:lineRule="auto"/>
+              <w:ind w:firstLine="0"/>
             </w:pPr>
-            <w:r/>
             <w:r>
               <w:rPr>
-                <w:rFonts w:ascii="微软雅黑" w:hAnsi="微软雅黑" w:eastAsia="微软雅黑"/>
-                <w:sz w:val="16"/>
+                <w:rFonts w:ascii="Times New Roman" w:hAnsi="Times New Roman" w:eastAsia="宋体"/>
+                <w:sz w:val="18"/>
+              </w:rPr>
+            </w:r>
+            <w:r>
+              <w:rPr>
+                <w:rFonts w:ascii="Times New Roman" w:hAnsi="Times New Roman" w:eastAsia="宋体"/>
+                <w:sz w:val="21"/>
               </w:rPr>
               <w:t>公司概览、考勤看板与记录、设备、考勤规则、补卡审批、日志、评论、审计、用户、团队</w:t>
             </w:r>
@@ -558,13 +727,19 @@
           </w:tcPr>
           <w:p>
             <w:pPr>
-              <w:spacing w:after="0" w:line="252" w:lineRule="auto"/>
+              <w:spacing w:after="0" w:line="240" w:lineRule="auto"/>
+              <w:ind w:firstLine="0"/>
             </w:pPr>
-            <w:r/>
             <w:r>
               <w:rPr>
-                <w:rFonts w:ascii="微软雅黑" w:hAnsi="微软雅黑" w:eastAsia="微软雅黑"/>
-                <w:sz w:val="16"/>
+                <w:rFonts w:ascii="Times New Roman" w:hAnsi="Times New Roman" w:eastAsia="宋体"/>
+                <w:sz w:val="18"/>
+              </w:rPr>
+            </w:r>
+            <w:r>
+              <w:rPr>
+                <w:rFonts w:ascii="Times New Roman" w:hAnsi="Times New Roman" w:eastAsia="宋体"/>
+                <w:sz w:val="21"/>
               </w:rPr>
               <w:t>考勤规则、设备查看、补卡审批、评论删除（他人需 comment:manage，人事没有）</w:t>
             </w:r>
@@ -578,13 +753,19 @@
           </w:tcPr>
           <w:p>
             <w:pPr>
-              <w:spacing w:after="0" w:line="252" w:lineRule="auto"/>
+              <w:spacing w:after="0" w:line="240" w:lineRule="auto"/>
+              <w:ind w:firstLine="0"/>
             </w:pPr>
-            <w:r/>
             <w:r>
               <w:rPr>
-                <w:rFonts w:ascii="微软雅黑" w:hAnsi="微软雅黑" w:eastAsia="微软雅黑"/>
-                <w:sz w:val="16"/>
+                <w:rFonts w:ascii="Times New Roman" w:hAnsi="Times New Roman" w:eastAsia="宋体"/>
+                <w:sz w:val="18"/>
+              </w:rPr>
+            </w:r>
+            <w:r>
+              <w:rPr>
+                <w:rFonts w:ascii="Times New Roman" w:hAnsi="Times New Roman" w:eastAsia="宋体"/>
+                <w:sz w:val="21"/>
               </w:rPr>
               <w:t>部门经理</w:t>
             </w:r>
@@ -596,13 +777,19 @@
           </w:tcPr>
           <w:p>
             <w:pPr>
-              <w:spacing w:after="0" w:line="252" w:lineRule="auto"/>
+              <w:spacing w:after="0" w:line="240" w:lineRule="auto"/>
+              <w:ind w:firstLine="0"/>
             </w:pPr>
-            <w:r/>
             <w:r>
               <w:rPr>
-                <w:rFonts w:ascii="微软雅黑" w:hAnsi="微软雅黑" w:eastAsia="微软雅黑"/>
-                <w:sz w:val="16"/>
+                <w:rFonts w:ascii="Times New Roman" w:hAnsi="Times New Roman" w:eastAsia="宋体"/>
+                <w:sz w:val="18"/>
+              </w:rPr>
+            </w:r>
+            <w:r>
+              <w:rPr>
+                <w:rFonts w:ascii="Times New Roman" w:hAnsi="Times New Roman" w:eastAsia="宋体"/>
+                <w:sz w:val="21"/>
               </w:rPr>
               <w:t>考勤看板与记录、设备、补卡审批、日程、看板、日志、评论、用户、团队</w:t>
             </w:r>
@@ -614,13 +801,19 @@
           </w:tcPr>
           <w:p>
             <w:pPr>
-              <w:spacing w:after="0" w:line="252" w:lineRule="auto"/>
+              <w:spacing w:after="0" w:line="240" w:lineRule="auto"/>
+              <w:ind w:firstLine="0"/>
             </w:pPr>
-            <w:r/>
             <w:r>
               <w:rPr>
-                <w:rFonts w:ascii="微软雅黑" w:hAnsi="微软雅黑" w:eastAsia="微软雅黑"/>
-                <w:sz w:val="16"/>
+                <w:rFonts w:ascii="Times New Roman" w:hAnsi="Times New Roman" w:eastAsia="宋体"/>
+                <w:sz w:val="18"/>
+              </w:rPr>
+            </w:r>
+            <w:r>
+              <w:rPr>
+                <w:rFonts w:ascii="Times New Roman" w:hAnsi="Times New Roman" w:eastAsia="宋体"/>
+                <w:sz w:val="21"/>
               </w:rPr>
               <w:t>补卡审批、日程/看板/团队管理、评论删除</w:t>
             </w:r>
@@ -634,13 +827,19 @@
           </w:tcPr>
           <w:p>
             <w:pPr>
-              <w:spacing w:after="0" w:line="252" w:lineRule="auto"/>
+              <w:spacing w:after="0" w:line="240" w:lineRule="auto"/>
+              <w:ind w:firstLine="0"/>
             </w:pPr>
-            <w:r/>
             <w:r>
               <w:rPr>
-                <w:rFonts w:ascii="微软雅黑" w:hAnsi="微软雅黑" w:eastAsia="微软雅黑"/>
-                <w:sz w:val="16"/>
+                <w:rFonts w:ascii="Times New Roman" w:hAnsi="Times New Roman" w:eastAsia="宋体"/>
+                <w:sz w:val="18"/>
+              </w:rPr>
+            </w:r>
+            <w:r>
+              <w:rPr>
+                <w:rFonts w:ascii="Times New Roman" w:hAnsi="Times New Roman" w:eastAsia="宋体"/>
+                <w:sz w:val="21"/>
               </w:rPr>
               <w:t>团队负责人</w:t>
             </w:r>
@@ -652,13 +851,19 @@
           </w:tcPr>
           <w:p>
             <w:pPr>
-              <w:spacing w:after="0" w:line="252" w:lineRule="auto"/>
+              <w:spacing w:after="0" w:line="240" w:lineRule="auto"/>
+              <w:ind w:firstLine="0"/>
             </w:pPr>
-            <w:r/>
             <w:r>
               <w:rPr>
-                <w:rFonts w:ascii="微软雅黑" w:hAnsi="微软雅黑" w:eastAsia="微软雅黑"/>
-                <w:sz w:val="16"/>
+                <w:rFonts w:ascii="Times New Roman" w:hAnsi="Times New Roman" w:eastAsia="宋体"/>
+                <w:sz w:val="18"/>
+              </w:rPr>
+            </w:r>
+            <w:r>
+              <w:rPr>
+                <w:rFonts w:ascii="Times New Roman" w:hAnsi="Times New Roman" w:eastAsia="宋体"/>
+                <w:sz w:val="21"/>
               </w:rPr>
               <w:t>考勤看板与记录、日程、看板、日志、评论、团队</w:t>
             </w:r>
@@ -670,13 +875,19 @@
           </w:tcPr>
           <w:p>
             <w:pPr>
-              <w:spacing w:after="0" w:line="252" w:lineRule="auto"/>
+              <w:spacing w:after="0" w:line="240" w:lineRule="auto"/>
+              <w:ind w:firstLine="0"/>
             </w:pPr>
-            <w:r/>
             <w:r>
               <w:rPr>
-                <w:rFonts w:ascii="微软雅黑" w:hAnsi="微软雅黑" w:eastAsia="微软雅黑"/>
-                <w:sz w:val="16"/>
+                <w:rFonts w:ascii="Times New Roman" w:hAnsi="Times New Roman" w:eastAsia="宋体"/>
+                <w:sz w:val="18"/>
+              </w:rPr>
+            </w:r>
+            <w:r>
+              <w:rPr>
+                <w:rFonts w:ascii="Times New Roman" w:hAnsi="Times New Roman" w:eastAsia="宋体"/>
+                <w:sz w:val="21"/>
               </w:rPr>
               <w:t>团队日程与看板维护</w:t>
             </w:r>
@@ -690,13 +901,19 @@
           </w:tcPr>
           <w:p>
             <w:pPr>
-              <w:spacing w:after="0" w:line="252" w:lineRule="auto"/>
+              <w:spacing w:after="0" w:line="240" w:lineRule="auto"/>
+              <w:ind w:firstLine="0"/>
             </w:pPr>
-            <w:r/>
             <w:r>
               <w:rPr>
-                <w:rFonts w:ascii="微软雅黑" w:hAnsi="微软雅黑" w:eastAsia="微软雅黑"/>
-                <w:sz w:val="16"/>
+                <w:rFonts w:ascii="Times New Roman" w:hAnsi="Times New Roman" w:eastAsia="宋体"/>
+                <w:sz w:val="18"/>
+              </w:rPr>
+            </w:r>
+            <w:r>
+              <w:rPr>
+                <w:rFonts w:ascii="Times New Roman" w:hAnsi="Times New Roman" w:eastAsia="宋体"/>
+                <w:sz w:val="21"/>
               </w:rPr>
               <w:t>普通员工</w:t>
             </w:r>
@@ -708,13 +925,19 @@
           </w:tcPr>
           <w:p>
             <w:pPr>
-              <w:spacing w:after="0" w:line="252" w:lineRule="auto"/>
+              <w:spacing w:after="0" w:line="240" w:lineRule="auto"/>
+              <w:ind w:firstLine="0"/>
             </w:pPr>
-            <w:r/>
             <w:r>
               <w:rPr>
-                <w:rFonts w:ascii="微软雅黑" w:hAnsi="微软雅黑" w:eastAsia="微软雅黑"/>
-                <w:sz w:val="16"/>
+                <w:rFonts w:ascii="Times New Roman" w:hAnsi="Times New Roman" w:eastAsia="宋体"/>
+                <w:sz w:val="18"/>
+              </w:rPr>
+            </w:r>
+            <w:r>
+              <w:rPr>
+                <w:rFonts w:ascii="Times New Roman" w:hAnsi="Times New Roman" w:eastAsia="宋体"/>
+                <w:sz w:val="21"/>
               </w:rPr>
               <w:t>（仅我的工作台）</w:t>
             </w:r>
@@ -726,13 +949,19 @@
           </w:tcPr>
           <w:p>
             <w:pPr>
-              <w:spacing w:after="0" w:line="252" w:lineRule="auto"/>
+              <w:spacing w:after="0" w:line="240" w:lineRule="auto"/>
+              <w:ind w:firstLine="0"/>
             </w:pPr>
-            <w:r/>
             <w:r>
               <w:rPr>
-                <w:rFonts w:ascii="微软雅黑" w:hAnsi="微软雅黑" w:eastAsia="微软雅黑"/>
-                <w:sz w:val="16"/>
+                <w:rFonts w:ascii="Times New Roman" w:hAnsi="Times New Roman" w:eastAsia="宋体"/>
+                <w:sz w:val="18"/>
+              </w:rPr>
+            </w:r>
+            <w:r>
+              <w:rPr>
+                <w:rFonts w:ascii="Times New Roman" w:hAnsi="Times New Roman" w:eastAsia="宋体"/>
+                <w:sz w:val="21"/>
               </w:rPr>
               <w:t>我的补卡申请、我的日志、我的日程</w:t>
             </w:r>
@@ -746,13 +975,19 @@
           </w:tcPr>
           <w:p>
             <w:pPr>
-              <w:spacing w:after="0" w:line="252" w:lineRule="auto"/>
+              <w:spacing w:after="0" w:line="240" w:lineRule="auto"/>
+              <w:ind w:firstLine="0"/>
             </w:pPr>
-            <w:r/>
             <w:r>
               <w:rPr>
-                <w:rFonts w:ascii="微软雅黑" w:hAnsi="微软雅黑" w:eastAsia="微软雅黑"/>
-                <w:sz w:val="16"/>
+                <w:rFonts w:ascii="Times New Roman" w:hAnsi="Times New Roman" w:eastAsia="宋体"/>
+                <w:sz w:val="18"/>
+              </w:rPr>
+            </w:r>
+            <w:r>
+              <w:rPr>
+                <w:rFonts w:ascii="Times New Roman" w:hAnsi="Times New Roman" w:eastAsia="宋体"/>
+                <w:sz w:val="21"/>
               </w:rPr>
               <w:t>审计专员</w:t>
             </w:r>
@@ -764,13 +999,19 @@
           </w:tcPr>
           <w:p>
             <w:pPr>
-              <w:spacing w:after="0" w:line="252" w:lineRule="auto"/>
+              <w:spacing w:after="0" w:line="240" w:lineRule="auto"/>
+              <w:ind w:firstLine="0"/>
             </w:pPr>
-            <w:r/>
             <w:r>
               <w:rPr>
-                <w:rFonts w:ascii="微软雅黑" w:hAnsi="微软雅黑" w:eastAsia="微软雅黑"/>
-                <w:sz w:val="16"/>
+                <w:rFonts w:ascii="Times New Roman" w:hAnsi="Times New Roman" w:eastAsia="宋体"/>
+                <w:sz w:val="18"/>
+              </w:rPr>
+            </w:r>
+            <w:r>
+              <w:rPr>
+                <w:rFonts w:ascii="Times New Roman" w:hAnsi="Times New Roman" w:eastAsia="宋体"/>
+                <w:sz w:val="21"/>
               </w:rPr>
               <w:t>公司概览、考勤看板与记录、设备、日程、看板、日志、评论、审计、用户、团队（全部只读）</w:t>
             </w:r>
@@ -782,13 +1023,19 @@
           </w:tcPr>
           <w:p>
             <w:pPr>
-              <w:spacing w:after="0" w:line="252" w:lineRule="auto"/>
+              <w:spacing w:after="0" w:line="240" w:lineRule="auto"/>
+              <w:ind w:firstLine="0"/>
             </w:pPr>
-            <w:r/>
             <w:r>
               <w:rPr>
-                <w:rFonts w:ascii="微软雅黑" w:hAnsi="微软雅黑" w:eastAsia="微软雅黑"/>
-                <w:sz w:val="16"/>
+                <w:rFonts w:ascii="Times New Roman" w:hAnsi="Times New Roman" w:eastAsia="宋体"/>
+                <w:sz w:val="18"/>
+              </w:rPr>
+            </w:r>
+            <w:r>
+              <w:rPr>
+                <w:rFonts w:ascii="Times New Roman" w:hAnsi="Times New Roman" w:eastAsia="宋体"/>
+                <w:sz w:val="21"/>
               </w:rPr>
               <w:t>无写操作</w:t>
             </w:r>
@@ -800,27 +1047,40 @@
     <w:p>
       <w:pPr>
         <w:pStyle w:val="Heading1"/>
+        <w:ind w:firstLine="0"/>
       </w:pPr>
       <w:r>
+        <w:rPr>
+          <w:rFonts w:ascii="Times New Roman" w:hAnsi="Times New Roman" w:eastAsia="黑体"/>
+          <w:b/>
+          <w:sz w:val="32"/>
+        </w:rPr>
         <w:t>3　常用操作</w:t>
       </w:r>
     </w:p>
     <w:p>
       <w:pPr>
         <w:pStyle w:val="Heading2"/>
+        <w:ind w:firstLine="0"/>
       </w:pPr>
       <w:r>
+        <w:rPr>
+          <w:rFonts w:ascii="Times New Roman" w:hAnsi="Times New Roman" w:eastAsia="黑体"/>
+          <w:b/>
+          <w:sz w:val="28"/>
+        </w:rPr>
         <w:t>3.1　查看我的考勤</w:t>
       </w:r>
     </w:p>
     <w:p>
       <w:pPr>
         <w:pStyle w:val="ListNumber"/>
-        <w:spacing w:after="40"/>
+        <w:spacing w:after="40" w:line="360" w:lineRule="auto"/>
+        <w:ind w:firstLine="420"/>
       </w:pPr>
       <w:r>
         <w:rPr>
-          <w:rFonts w:ascii="微软雅黑" w:hAnsi="微软雅黑" w:eastAsia="微软雅黑"/>
+          <w:rFonts w:ascii="Times New Roman" w:hAnsi="Times New Roman" w:eastAsia="宋体"/>
           <w:sz w:val="21"/>
         </w:rPr>
         <w:t>左侧进入「我的工作台 → 我的考勤」。</w:t>
@@ -829,11 +1089,12 @@
     <w:p>
       <w:pPr>
         <w:pStyle w:val="ListNumber"/>
-        <w:spacing w:after="40"/>
+        <w:spacing w:after="40" w:line="360" w:lineRule="auto"/>
+        <w:ind w:firstLine="420"/>
       </w:pPr>
       <w:r>
         <w:rPr>
-          <w:rFonts w:ascii="微软雅黑" w:hAnsi="微软雅黑" w:eastAsia="微软雅黑"/>
+          <w:rFonts w:ascii="Times New Roman" w:hAnsi="Times New Roman" w:eastAsia="宋体"/>
           <w:sz w:val="21"/>
         </w:rPr>
         <w:t>顶部可切换月份；日历上不同颜色表示 正常 / 迟到 / 早退 / 缺勤。</w:t>
@@ -842,11 +1103,12 @@
     <w:p>
       <w:pPr>
         <w:pStyle w:val="ListNumber"/>
-        <w:spacing w:after="40"/>
+        <w:spacing w:after="40" w:line="360" w:lineRule="auto"/>
+        <w:ind w:firstLine="420"/>
       </w:pPr>
       <w:r>
         <w:rPr>
-          <w:rFonts w:ascii="微软雅黑" w:hAnsi="微软雅黑" w:eastAsia="微软雅黑"/>
+          <w:rFonts w:ascii="Times New Roman" w:hAnsi="Times New Roman" w:eastAsia="宋体"/>
           <w:sz w:val="21"/>
         </w:rPr>
         <w:t>点击某一天查看当日打卡明细（设备、时间、状态）。</w:t>
@@ -855,19 +1117,26 @@
     <w:p>
       <w:pPr>
         <w:pStyle w:val="Heading2"/>
+        <w:ind w:firstLine="0"/>
       </w:pPr>
       <w:r>
+        <w:rPr>
+          <w:rFonts w:ascii="Times New Roman" w:hAnsi="Times New Roman" w:eastAsia="黑体"/>
+          <w:b/>
+          <w:sz w:val="28"/>
+        </w:rPr>
         <w:t>3.2　提交补卡申请（员工）</w:t>
       </w:r>
     </w:p>
     <w:p>
       <w:pPr>
         <w:pStyle w:val="ListNumber"/>
-        <w:spacing w:after="40"/>
+        <w:spacing w:after="40" w:line="360" w:lineRule="auto"/>
+        <w:ind w:firstLine="420"/>
       </w:pPr>
       <w:r>
         <w:rPr>
-          <w:rFonts w:ascii="微软雅黑" w:hAnsi="微软雅黑" w:eastAsia="微软雅黑"/>
+          <w:rFonts w:ascii="Times New Roman" w:hAnsi="Times New Roman" w:eastAsia="宋体"/>
           <w:sz w:val="21"/>
         </w:rPr>
         <w:t>「我的考勤」→ 缺卡那天 → 补卡申请。</w:t>
@@ -876,11 +1145,12 @@
     <w:p>
       <w:pPr>
         <w:pStyle w:val="ListNumber"/>
-        <w:spacing w:after="40"/>
+        <w:spacing w:after="40" w:line="360" w:lineRule="auto"/>
+        <w:ind w:firstLine="420"/>
       </w:pPr>
       <w:r>
         <w:rPr>
-          <w:rFonts w:ascii="微软雅黑" w:hAnsi="微软雅黑" w:eastAsia="微软雅黑"/>
+          <w:rFonts w:ascii="Times New Roman" w:hAnsi="Times New Roman" w:eastAsia="宋体"/>
           <w:sz w:val="21"/>
         </w:rPr>
         <w:t>选择补卡类型（上班/下班）、填写原因。</w:t>
@@ -889,11 +1159,12 @@
     <w:p>
       <w:pPr>
         <w:pStyle w:val="ListNumber"/>
-        <w:spacing w:after="40"/>
+        <w:spacing w:after="40" w:line="360" w:lineRule="auto"/>
+        <w:ind w:firstLine="420"/>
       </w:pPr>
       <w:r>
         <w:rPr>
-          <w:rFonts w:ascii="微软雅黑" w:hAnsi="微软雅黑" w:eastAsia="微软雅黑"/>
+          <w:rFonts w:ascii="Times New Roman" w:hAnsi="Times New Roman" w:eastAsia="宋体"/>
           <w:sz w:val="21"/>
         </w:rPr>
         <w:t>提交后在「补卡记录」里可看状态：待审批 / 已通过 / 已驳回。</w:t>
@@ -901,13 +1172,14 @@
     </w:p>
     <w:p>
       <w:pPr>
-        <w:spacing w:after="160"/>
+        <w:spacing w:after="160" w:line="360" w:lineRule="auto"/>
+        <w:ind w:firstLine="420"/>
       </w:pPr>
       <w:r>
         <w:rPr>
-          <w:rFonts w:ascii="微软雅黑" w:hAnsi="微软雅黑" w:eastAsia="微软雅黑"/>
+          <w:rFonts w:ascii="Times New Roman" w:hAnsi="Times New Roman" w:eastAsia="宋体"/>
           <w:color w:val="666666"/>
-          <w:sz w:val="18"/>
+          <w:sz w:val="21"/>
         </w:rPr>
         <w:t>审批通过后会自动补一条打卡记录（来源标记为 MANUAL），并重算当日考勤。</w:t>
       </w:r>
@@ -915,19 +1187,26 @@
     <w:p>
       <w:pPr>
         <w:pStyle w:val="Heading2"/>
+        <w:ind w:firstLine="0"/>
       </w:pPr>
       <w:r>
+        <w:rPr>
+          <w:rFonts w:ascii="Times New Roman" w:hAnsi="Times New Roman" w:eastAsia="黑体"/>
+          <w:b/>
+          <w:sz w:val="28"/>
+        </w:rPr>
         <w:t>3.3　审批补卡（人事 / 经理）</w:t>
       </w:r>
     </w:p>
     <w:p>
       <w:pPr>
         <w:pStyle w:val="ListNumber"/>
-        <w:spacing w:after="40"/>
+        <w:spacing w:after="40" w:line="360" w:lineRule="auto"/>
+        <w:ind w:firstLine="420"/>
       </w:pPr>
       <w:r>
         <w:rPr>
-          <w:rFonts w:ascii="微软雅黑" w:hAnsi="微软雅黑" w:eastAsia="微软雅黑"/>
+          <w:rFonts w:ascii="Times New Roman" w:hAnsi="Times New Roman" w:eastAsia="宋体"/>
           <w:sz w:val="21"/>
         </w:rPr>
         <w:t>管理端 →「补卡审批」。</w:t>
@@ -936,11 +1215,12 @@
     <w:p>
       <w:pPr>
         <w:pStyle w:val="ListNumber"/>
-        <w:spacing w:after="40"/>
+        <w:spacing w:after="40" w:line="360" w:lineRule="auto"/>
+        <w:ind w:firstLine="420"/>
       </w:pPr>
       <w:r>
         <w:rPr>
-          <w:rFonts w:ascii="微软雅黑" w:hAnsi="微软雅黑" w:eastAsia="微软雅黑"/>
+          <w:rFonts w:ascii="Times New Roman" w:hAnsi="Times New Roman" w:eastAsia="宋体"/>
           <w:sz w:val="21"/>
         </w:rPr>
         <w:t>列表默认显示待审批；点「通过」或「驳回」，可填写意见。</w:t>
@@ -949,11 +1229,12 @@
     <w:p>
       <w:pPr>
         <w:pStyle w:val="ListNumber"/>
-        <w:spacing w:after="40"/>
+        <w:spacing w:after="40" w:line="360" w:lineRule="auto"/>
+        <w:ind w:firstLine="420"/>
       </w:pPr>
       <w:r>
         <w:rPr>
-          <w:rFonts w:ascii="微软雅黑" w:hAnsi="微软雅黑" w:eastAsia="微软雅黑"/>
+          <w:rFonts w:ascii="Times New Roman" w:hAnsi="Times New Roman" w:eastAsia="宋体"/>
           <w:sz w:val="21"/>
         </w:rPr>
         <w:t>已处理的单据不会再次出现待办；重复提交审批会被拒绝（提示资源冲突）。</w:t>
@@ -962,19 +1243,26 @@
     <w:p>
       <w:pPr>
         <w:pStyle w:val="Heading2"/>
+        <w:ind w:firstLine="0"/>
       </w:pPr>
       <w:r>
+        <w:rPr>
+          <w:rFonts w:ascii="Times New Roman" w:hAnsi="Times New Roman" w:eastAsia="黑体"/>
+          <w:b/>
+          <w:sz w:val="28"/>
+        </w:rPr>
         <w:t>3.4　登记设备与放行端口（管理员）</w:t>
       </w:r>
     </w:p>
     <w:p>
       <w:pPr>
         <w:pStyle w:val="ListNumber"/>
-        <w:spacing w:after="40"/>
+        <w:spacing w:after="40" w:line="360" w:lineRule="auto"/>
+        <w:ind w:firstLine="420"/>
       </w:pPr>
       <w:r>
         <w:rPr>
-          <w:rFonts w:ascii="微软雅黑" w:hAnsi="微软雅黑" w:eastAsia="微软雅黑"/>
+          <w:rFonts w:ascii="Times New Roman" w:hAnsi="Times New Roman" w:eastAsia="宋体"/>
           <w:sz w:val="21"/>
         </w:rPr>
         <w:t>管理端 →「打卡设备」→ 注册设备，填写 SN 与安装位置。</w:t>
@@ -983,11 +1271,12 @@
     <w:p>
       <w:pPr>
         <w:pStyle w:val="ListNumber"/>
-        <w:spacing w:after="40"/>
+        <w:spacing w:after="40" w:line="360" w:lineRule="auto"/>
+        <w:ind w:firstLine="420"/>
       </w:pPr>
       <w:r>
         <w:rPr>
-          <w:rFonts w:ascii="微软雅黑" w:hAnsi="微软雅黑" w:eastAsia="微软雅黑"/>
+          <w:rFonts w:ascii="Times New Roman" w:hAnsi="Times New Roman" w:eastAsia="宋体"/>
           <w:sz w:val="21"/>
         </w:rPr>
         <w:t>注册成功后会**一次性显示设备密钥**，请立即填入固件 secrets.h；关闭弹窗后无法再次查看。</w:t>
@@ -996,11 +1285,12 @@
     <w:p>
       <w:pPr>
         <w:pStyle w:val="ListNumber"/>
-        <w:spacing w:after="40"/>
+        <w:spacing w:after="40" w:line="360" w:lineRule="auto"/>
+        <w:ind w:firstLine="420"/>
       </w:pPr>
       <w:r>
         <w:rPr>
-          <w:rFonts w:ascii="微软雅黑" w:hAnsi="微软雅黑" w:eastAsia="微软雅黑"/>
+          <w:rFonts w:ascii="Times New Roman" w:hAnsi="Times New Roman" w:eastAsia="宋体"/>
           <w:sz w:val="21"/>
         </w:rPr>
         <w:t>密钥泄露时点「重置密钥」轮换，旧密钥立即失效。</w:t>
@@ -1009,11 +1299,12 @@
     <w:p>
       <w:pPr>
         <w:pStyle w:val="ListNumber"/>
-        <w:spacing w:after="40"/>
+        <w:spacing w:after="40" w:line="360" w:lineRule="auto"/>
+        <w:ind w:firstLine="420"/>
       </w:pPr>
       <w:r>
         <w:rPr>
-          <w:rFonts w:ascii="微软雅黑" w:hAnsi="微软雅黑" w:eastAsia="微软雅黑"/>
+          <w:rFonts w:ascii="Times New Roman" w:hAnsi="Times New Roman" w:eastAsia="宋体"/>
           <w:sz w:val="21"/>
         </w:rPr>
         <w:t>确认腾讯云控制台防火墙已放行 1883（MQTT）或 80（HTTP 兜底）。</w:t>
@@ -1022,18 +1313,25 @@
     <w:p>
       <w:pPr>
         <w:pStyle w:val="Heading2"/>
+        <w:ind w:firstLine="0"/>
       </w:pPr>
       <w:r>
+        <w:rPr>
+          <w:rFonts w:ascii="Times New Roman" w:hAnsi="Times New Roman" w:eastAsia="黑体"/>
+          <w:b/>
+          <w:sz w:val="28"/>
+        </w:rPr>
         <w:t>3.5　配置考勤规则（人事）</w:t>
       </w:r>
     </w:p>
     <w:p>
       <w:pPr>
-        <w:spacing w:after="120"/>
+        <w:spacing w:after="120" w:line="360" w:lineRule="auto"/>
+        <w:ind w:firstLine="420"/>
       </w:pPr>
       <w:r>
         <w:rPr>
-          <w:rFonts w:ascii="微软雅黑" w:hAnsi="微软雅黑" w:eastAsia="微软雅黑"/>
+          <w:rFonts w:ascii="Times New Roman" w:hAnsi="Times New Roman" w:eastAsia="宋体"/>
           <w:b w:val="0"/>
           <w:sz w:val="21"/>
         </w:rPr>
@@ -1043,18 +1341,25 @@
     <w:p>
       <w:pPr>
         <w:pStyle w:val="Heading2"/>
+        <w:ind w:firstLine="0"/>
       </w:pPr>
       <w:r>
+        <w:rPr>
+          <w:rFonts w:ascii="Times New Roman" w:hAnsi="Times New Roman" w:eastAsia="黑体"/>
+          <w:b/>
+          <w:sz w:val="28"/>
+        </w:rPr>
         <w:t>3.6　查审计日志（管理员 / 审计）</w:t>
       </w:r>
     </w:p>
     <w:p>
       <w:pPr>
-        <w:spacing w:after="120"/>
+        <w:spacing w:after="120" w:line="360" w:lineRule="auto"/>
+        <w:ind w:firstLine="420"/>
       </w:pPr>
       <w:r>
         <w:rPr>
-          <w:rFonts w:ascii="微软雅黑" w:hAnsi="微软雅黑" w:eastAsia="微软雅黑"/>
+          <w:rFonts w:ascii="Times New Roman" w:hAnsi="Times New Roman" w:eastAsia="宋体"/>
           <w:b w:val="0"/>
           <w:sz w:val="21"/>
         </w:rPr>
@@ -1064,8 +1369,14 @@
     <w:p>
       <w:pPr>
         <w:pStyle w:val="Heading1"/>
+        <w:ind w:firstLine="0"/>
       </w:pPr>
       <w:r>
+        <w:rPr>
+          <w:rFonts w:ascii="Times New Roman" w:hAnsi="Times New Roman" w:eastAsia="黑体"/>
+          <w:b/>
+          <w:sz w:val="32"/>
+        </w:rPr>
         <w:t>4　常见问题</w:t>
       </w:r>
     </w:p>
@@ -1083,21 +1394,31 @@
         <w:gridCol w:w="3168"/>
       </w:tblGrid>
       <w:tr>
+        <w:trPr>
+          <w:tblHeader/>
+        </w:trPr>
         <w:tc>
           <w:tcPr>
             <w:tcW w:type="dxa" w:w="2592"/>
-            <w:shd w:val="clear" w:fill="DCE6F1"/>
+            <w:shd w:val="clear" w:fill="E8EEF6" w:color="auto"/>
           </w:tcPr>
           <w:p>
             <w:pPr>
-              <w:spacing w:after="0"/>
+              <w:spacing w:after="0" w:line="240" w:lineRule="auto"/>
+              <w:ind w:firstLine="0"/>
+              <w:jc w:val="center"/>
             </w:pPr>
-            <w:r/>
             <w:r>
               <w:rPr>
-                <w:rFonts w:ascii="微软雅黑" w:hAnsi="微软雅黑" w:eastAsia="微软雅黑"/>
+                <w:rFonts w:ascii="Times New Roman" w:hAnsi="Times New Roman" w:eastAsia="宋体"/>
+                <w:sz w:val="18"/>
+              </w:rPr>
+            </w:r>
+            <w:r>
+              <w:rPr>
+                <w:rFonts w:ascii="Times New Roman" w:hAnsi="Times New Roman" w:eastAsia="宋体"/>
                 <w:b/>
-                <w:sz w:val="16"/>
+                <w:sz w:val="21"/>
               </w:rPr>
               <w:t>现象</w:t>
             </w:r>
@@ -1106,18 +1427,25 @@
         <w:tc>
           <w:tcPr>
             <w:tcW w:type="dxa" w:w="3168"/>
-            <w:shd w:val="clear" w:fill="DCE6F1"/>
+            <w:shd w:val="clear" w:fill="E8EEF6" w:color="auto"/>
           </w:tcPr>
           <w:p>
             <w:pPr>
-              <w:spacing w:after="0"/>
+              <w:spacing w:after="0" w:line="240" w:lineRule="auto"/>
+              <w:ind w:firstLine="0"/>
+              <w:jc w:val="center"/>
             </w:pPr>
-            <w:r/>
             <w:r>
               <w:rPr>
-                <w:rFonts w:ascii="微软雅黑" w:hAnsi="微软雅黑" w:eastAsia="微软雅黑"/>
+                <w:rFonts w:ascii="Times New Roman" w:hAnsi="Times New Roman" w:eastAsia="宋体"/>
+                <w:sz w:val="18"/>
+              </w:rPr>
+            </w:r>
+            <w:r>
+              <w:rPr>
+                <w:rFonts w:ascii="Times New Roman" w:hAnsi="Times New Roman" w:eastAsia="宋体"/>
                 <w:b/>
-                <w:sz w:val="16"/>
+                <w:sz w:val="21"/>
               </w:rPr>
               <w:t>原因</w:t>
             </w:r>
@@ -1126,18 +1454,25 @@
         <w:tc>
           <w:tcPr>
             <w:tcW w:type="dxa" w:w="3168"/>
-            <w:shd w:val="clear" w:fill="DCE6F1"/>
+            <w:shd w:val="clear" w:fill="E8EEF6" w:color="auto"/>
           </w:tcPr>
           <w:p>
             <w:pPr>
-              <w:spacing w:after="0"/>
+              <w:spacing w:after="0" w:line="240" w:lineRule="auto"/>
+              <w:ind w:firstLine="0"/>
+              <w:jc w:val="center"/>
             </w:pPr>
-            <w:r/>
             <w:r>
               <w:rPr>
-                <w:rFonts w:ascii="微软雅黑" w:hAnsi="微软雅黑" w:eastAsia="微软雅黑"/>
+                <w:rFonts w:ascii="Times New Roman" w:hAnsi="Times New Roman" w:eastAsia="宋体"/>
+                <w:sz w:val="18"/>
+              </w:rPr>
+            </w:r>
+            <w:r>
+              <w:rPr>
+                <w:rFonts w:ascii="Times New Roman" w:hAnsi="Times New Roman" w:eastAsia="宋体"/>
                 <w:b/>
-                <w:sz w:val="16"/>
+                <w:sz w:val="21"/>
               </w:rPr>
               <w:t>怎么办</w:t>
             </w:r>
@@ -1151,13 +1486,19 @@
           </w:tcPr>
           <w:p>
             <w:pPr>
-              <w:spacing w:after="0" w:line="252" w:lineRule="auto"/>
+              <w:spacing w:after="0" w:line="240" w:lineRule="auto"/>
+              <w:ind w:firstLine="0"/>
             </w:pPr>
-            <w:r/>
             <w:r>
               <w:rPr>
-                <w:rFonts w:ascii="微软雅黑" w:hAnsi="微软雅黑" w:eastAsia="微软雅黑"/>
-                <w:sz w:val="16"/>
+                <w:rFonts w:ascii="Times New Roman" w:hAnsi="Times New Roman" w:eastAsia="宋体"/>
+                <w:sz w:val="18"/>
+              </w:rPr>
+            </w:r>
+            <w:r>
+              <w:rPr>
+                <w:rFonts w:ascii="Times New Roman" w:hAnsi="Times New Roman" w:eastAsia="宋体"/>
+                <w:sz w:val="21"/>
               </w:rPr>
               <w:t>登录提示「用户名或密码错误」</w:t>
             </w:r>
@@ -1169,13 +1510,19 @@
           </w:tcPr>
           <w:p>
             <w:pPr>
-              <w:spacing w:after="0" w:line="252" w:lineRule="auto"/>
+              <w:spacing w:after="0" w:line="240" w:lineRule="auto"/>
+              <w:ind w:firstLine="0"/>
             </w:pPr>
-            <w:r/>
             <w:r>
               <w:rPr>
-                <w:rFonts w:ascii="微软雅黑" w:hAnsi="微软雅黑" w:eastAsia="微软雅黑"/>
-                <w:sz w:val="16"/>
+                <w:rFonts w:ascii="Times New Roman" w:hAnsi="Times New Roman" w:eastAsia="宋体"/>
+                <w:sz w:val="18"/>
+              </w:rPr>
+            </w:r>
+            <w:r>
+              <w:rPr>
+                <w:rFonts w:ascii="Times New Roman" w:hAnsi="Times New Roman" w:eastAsia="宋体"/>
+                <w:sz w:val="21"/>
               </w:rPr>
               <w:t>账号或密码不对</w:t>
             </w:r>
@@ -1187,13 +1534,19 @@
           </w:tcPr>
           <w:p>
             <w:pPr>
-              <w:spacing w:after="0" w:line="252" w:lineRule="auto"/>
+              <w:spacing w:after="0" w:line="240" w:lineRule="auto"/>
+              <w:ind w:firstLine="0"/>
             </w:pPr>
-            <w:r/>
             <w:r>
               <w:rPr>
-                <w:rFonts w:ascii="微软雅黑" w:hAnsi="微软雅黑" w:eastAsia="微软雅黑"/>
-                <w:sz w:val="16"/>
+                <w:rFonts w:ascii="Times New Roman" w:hAnsi="Times New Roman" w:eastAsia="宋体"/>
+                <w:sz w:val="18"/>
+              </w:rPr>
+            </w:r>
+            <w:r>
+              <w:rPr>
+                <w:rFonts w:ascii="Times New Roman" w:hAnsi="Times New Roman" w:eastAsia="宋体"/>
+                <w:sz w:val="21"/>
               </w:rPr>
               <w:t>确认大小写；演示账号密码见本手册开头</w:t>
             </w:r>
@@ -1207,13 +1560,19 @@
           </w:tcPr>
           <w:p>
             <w:pPr>
-              <w:spacing w:after="0" w:line="252" w:lineRule="auto"/>
+              <w:spacing w:after="0" w:line="240" w:lineRule="auto"/>
+              <w:ind w:firstLine="0"/>
             </w:pPr>
-            <w:r/>
             <w:r>
               <w:rPr>
-                <w:rFonts w:ascii="微软雅黑" w:hAnsi="微软雅黑" w:eastAsia="微软雅黑"/>
-                <w:sz w:val="16"/>
+                <w:rFonts w:ascii="Times New Roman" w:hAnsi="Times New Roman" w:eastAsia="宋体"/>
+                <w:sz w:val="18"/>
+              </w:rPr>
+            </w:r>
+            <w:r>
+              <w:rPr>
+                <w:rFonts w:ascii="Times New Roman" w:hAnsi="Times New Roman" w:eastAsia="宋体"/>
+                <w:sz w:val="21"/>
               </w:rPr>
               <w:t>菜单里没有某个功能</w:t>
             </w:r>
@@ -1225,13 +1584,19 @@
           </w:tcPr>
           <w:p>
             <w:pPr>
-              <w:spacing w:after="0" w:line="252" w:lineRule="auto"/>
+              <w:spacing w:after="0" w:line="240" w:lineRule="auto"/>
+              <w:ind w:firstLine="0"/>
             </w:pPr>
-            <w:r/>
             <w:r>
               <w:rPr>
-                <w:rFonts w:ascii="微软雅黑" w:hAnsi="微软雅黑" w:eastAsia="微软雅黑"/>
-                <w:sz w:val="16"/>
+                <w:rFonts w:ascii="Times New Roman" w:hAnsi="Times New Roman" w:eastAsia="宋体"/>
+                <w:sz w:val="18"/>
+              </w:rPr>
+            </w:r>
+            <w:r>
+              <w:rPr>
+                <w:rFonts w:ascii="Times New Roman" w:hAnsi="Times New Roman" w:eastAsia="宋体"/>
+                <w:sz w:val="21"/>
               </w:rPr>
               <w:t>该功能不在你的角色权限内</w:t>
             </w:r>
@@ -1243,13 +1608,19 @@
           </w:tcPr>
           <w:p>
             <w:pPr>
-              <w:spacing w:after="0" w:line="252" w:lineRule="auto"/>
+              <w:spacing w:after="0" w:line="240" w:lineRule="auto"/>
+              <w:ind w:firstLine="0"/>
             </w:pPr>
-            <w:r/>
             <w:r>
               <w:rPr>
-                <w:rFonts w:ascii="微软雅黑" w:hAnsi="微软雅黑" w:eastAsia="微软雅黑"/>
-                <w:sz w:val="16"/>
+                <w:rFonts w:ascii="Times New Roman" w:hAnsi="Times New Roman" w:eastAsia="宋体"/>
+                <w:sz w:val="18"/>
+              </w:rPr>
+            </w:r>
+            <w:r>
+              <w:rPr>
+                <w:rFonts w:ascii="Times New Roman" w:hAnsi="Times New Roman" w:eastAsia="宋体"/>
+                <w:sz w:val="21"/>
               </w:rPr>
               <w:t>找管理员确认职责；不要尝试直接输 URL（会被拦回首页）</w:t>
             </w:r>
@@ -1263,13 +1634,19 @@
           </w:tcPr>
           <w:p>
             <w:pPr>
-              <w:spacing w:after="0" w:line="252" w:lineRule="auto"/>
+              <w:spacing w:after="0" w:line="240" w:lineRule="auto"/>
+              <w:ind w:firstLine="0"/>
             </w:pPr>
-            <w:r/>
             <w:r>
               <w:rPr>
-                <w:rFonts w:ascii="微软雅黑" w:hAnsi="微软雅黑" w:eastAsia="微软雅黑"/>
-                <w:sz w:val="16"/>
+                <w:rFonts w:ascii="Times New Roman" w:hAnsi="Times New Roman" w:eastAsia="宋体"/>
+                <w:sz w:val="18"/>
+              </w:rPr>
+            </w:r>
+            <w:r>
+              <w:rPr>
+                <w:rFonts w:ascii="Times New Roman" w:hAnsi="Times New Roman" w:eastAsia="宋体"/>
+                <w:sz w:val="21"/>
               </w:rPr>
               <w:t>打卡后记录里没有</w:t>
             </w:r>
@@ -1281,13 +1658,19 @@
           </w:tcPr>
           <w:p>
             <w:pPr>
-              <w:spacing w:after="0" w:line="252" w:lineRule="auto"/>
+              <w:spacing w:after="0" w:line="240" w:lineRule="auto"/>
+              <w:ind w:firstLine="0"/>
             </w:pPr>
-            <w:r/>
             <w:r>
               <w:rPr>
-                <w:rFonts w:ascii="微软雅黑" w:hAnsi="微软雅黑" w:eastAsia="微软雅黑"/>
-                <w:sz w:val="16"/>
+                <w:rFonts w:ascii="Times New Roman" w:hAnsi="Times New Roman" w:eastAsia="宋体"/>
+                <w:sz w:val="18"/>
+              </w:rPr>
+            </w:r>
+            <w:r>
+              <w:rPr>
+                <w:rFonts w:ascii="Times New Roman" w:hAnsi="Times New Roman" w:eastAsia="宋体"/>
+                <w:sz w:val="21"/>
               </w:rPr>
               <w:t>设备未注册 / 工号不对 / 时钟偏差 &gt; 300s / 网络未通</w:t>
             </w:r>
@@ -1299,13 +1682,19 @@
           </w:tcPr>
           <w:p>
             <w:pPr>
-              <w:spacing w:after="0" w:line="252" w:lineRule="auto"/>
+              <w:spacing w:after="0" w:line="240" w:lineRule="auto"/>
+              <w:ind w:firstLine="0"/>
             </w:pPr>
-            <w:r/>
             <w:r>
               <w:rPr>
-                <w:rFonts w:ascii="微软雅黑" w:hAnsi="微软雅黑" w:eastAsia="微软雅黑"/>
-                <w:sz w:val="16"/>
+                <w:rFonts w:ascii="Times New Roman" w:hAnsi="Times New Roman" w:eastAsia="宋体"/>
+                <w:sz w:val="18"/>
+              </w:rPr>
+            </w:r>
+            <w:r>
+              <w:rPr>
+                <w:rFonts w:ascii="Times New Roman" w:hAnsi="Times New Roman" w:eastAsia="宋体"/>
+                <w:sz w:val="21"/>
               </w:rPr>
               <w:t>看设备状态是否 OFFLINE；核对工号；校准设备时间</w:t>
             </w:r>
@@ -1319,13 +1708,19 @@
           </w:tcPr>
           <w:p>
             <w:pPr>
-              <w:spacing w:after="0" w:line="252" w:lineRule="auto"/>
+              <w:spacing w:after="0" w:line="240" w:lineRule="auto"/>
+              <w:ind w:firstLine="0"/>
             </w:pPr>
-            <w:r/>
             <w:r>
               <w:rPr>
-                <w:rFonts w:ascii="微软雅黑" w:hAnsi="微软雅黑" w:eastAsia="微软雅黑"/>
-                <w:sz w:val="16"/>
+                <w:rFonts w:ascii="Times New Roman" w:hAnsi="Times New Roman" w:eastAsia="宋体"/>
+                <w:sz w:val="18"/>
+              </w:rPr>
+            </w:r>
+            <w:r>
+              <w:rPr>
+                <w:rFonts w:ascii="Times New Roman" w:hAnsi="Times New Roman" w:eastAsia="宋体"/>
+                <w:sz w:val="21"/>
               </w:rPr>
               <w:t>设备显示离线</w:t>
             </w:r>
@@ -1337,13 +1732,19 @@
           </w:tcPr>
           <w:p>
             <w:pPr>
-              <w:spacing w:after="0" w:line="252" w:lineRule="auto"/>
+              <w:spacing w:after="0" w:line="240" w:lineRule="auto"/>
+              <w:ind w:firstLine="0"/>
             </w:pPr>
-            <w:r/>
             <w:r>
               <w:rPr>
-                <w:rFonts w:ascii="微软雅黑" w:hAnsi="微软雅黑" w:eastAsia="微软雅黑"/>
-                <w:sz w:val="16"/>
+                <w:rFonts w:ascii="Times New Roman" w:hAnsi="Times New Roman" w:eastAsia="宋体"/>
+                <w:sz w:val="18"/>
+              </w:rPr>
+            </w:r>
+            <w:r>
+              <w:rPr>
+                <w:rFonts w:ascii="Times New Roman" w:hAnsi="Times New Roman" w:eastAsia="宋体"/>
+                <w:sz w:val="21"/>
               </w:rPr>
               <w:t>心跳未上报</w:t>
             </w:r>
@@ -1355,13 +1756,19 @@
           </w:tcPr>
           <w:p>
             <w:pPr>
-              <w:spacing w:after="0" w:line="252" w:lineRule="auto"/>
+              <w:spacing w:after="0" w:line="240" w:lineRule="auto"/>
+              <w:ind w:firstLine="0"/>
             </w:pPr>
-            <w:r/>
             <w:r>
               <w:rPr>
-                <w:rFonts w:ascii="微软雅黑" w:hAnsi="微软雅黑" w:eastAsia="微软雅黑"/>
-                <w:sz w:val="16"/>
+                <w:rFonts w:ascii="Times New Roman" w:hAnsi="Times New Roman" w:eastAsia="宋体"/>
+                <w:sz w:val="18"/>
+              </w:rPr>
+            </w:r>
+            <w:r>
+              <w:rPr>
+                <w:rFonts w:ascii="Times New Roman" w:hAnsi="Times New Roman" w:eastAsia="宋体"/>
+                <w:sz w:val="21"/>
               </w:rPr>
               <w:t>检查 MQTT 端口放行、账号密码、设备电量与网络</w:t>
             </w:r>
@@ -1375,13 +1782,19 @@
           </w:tcPr>
           <w:p>
             <w:pPr>
-              <w:spacing w:after="0" w:line="252" w:lineRule="auto"/>
+              <w:spacing w:after="0" w:line="240" w:lineRule="auto"/>
+              <w:ind w:firstLine="0"/>
             </w:pPr>
-            <w:r/>
             <w:r>
               <w:rPr>
-                <w:rFonts w:ascii="微软雅黑" w:hAnsi="微软雅黑" w:eastAsia="微软雅黑"/>
-                <w:sz w:val="16"/>
+                <w:rFonts w:ascii="Times New Roman" w:hAnsi="Times New Roman" w:eastAsia="宋体"/>
+                <w:sz w:val="18"/>
+              </w:rPr>
+            </w:r>
+            <w:r>
+              <w:rPr>
+                <w:rFonts w:ascii="Times New Roman" w:hAnsi="Times New Roman" w:eastAsia="宋体"/>
+                <w:sz w:val="21"/>
               </w:rPr>
               <w:t>页面提示「没有该操作的权限」</w:t>
             </w:r>
@@ -1393,13 +1806,19 @@
           </w:tcPr>
           <w:p>
             <w:pPr>
-              <w:spacing w:after="0" w:line="252" w:lineRule="auto"/>
+              <w:spacing w:after="0" w:line="240" w:lineRule="auto"/>
+              <w:ind w:firstLine="0"/>
             </w:pPr>
-            <w:r/>
             <w:r>
               <w:rPr>
-                <w:rFonts w:ascii="微软雅黑" w:hAnsi="微软雅黑" w:eastAsia="微软雅黑"/>
-                <w:sz w:val="16"/>
+                <w:rFonts w:ascii="Times New Roman" w:hAnsi="Times New Roman" w:eastAsia="宋体"/>
+                <w:sz w:val="18"/>
+              </w:rPr>
+            </w:r>
+            <w:r>
+              <w:rPr>
+                <w:rFonts w:ascii="Times New Roman" w:hAnsi="Times New Roman" w:eastAsia="宋体"/>
+                <w:sz w:val="21"/>
               </w:rPr>
               <w:t>后端拦截（前端已隐藏按钮，这是直接调接口才会出现）</w:t>
             </w:r>
@@ -1411,13 +1830,19 @@
           </w:tcPr>
           <w:p>
             <w:pPr>
-              <w:spacing w:after="0" w:line="252" w:lineRule="auto"/>
+              <w:spacing w:after="0" w:line="240" w:lineRule="auto"/>
+              <w:ind w:firstLine="0"/>
             </w:pPr>
-            <w:r/>
             <w:r>
               <w:rPr>
-                <w:rFonts w:ascii="微软雅黑" w:hAnsi="微软雅黑" w:eastAsia="微软雅黑"/>
-                <w:sz w:val="16"/>
+                <w:rFonts w:ascii="Times New Roman" w:hAnsi="Times New Roman" w:eastAsia="宋体"/>
+                <w:sz w:val="18"/>
+              </w:rPr>
+            </w:r>
+            <w:r>
+              <w:rPr>
+                <w:rFonts w:ascii="Times New Roman" w:hAnsi="Times New Roman" w:eastAsia="宋体"/>
+                <w:sz w:val="21"/>
               </w:rPr>
               <w:t>换有权限的账号操作</w:t>
             </w:r>
@@ -1431,13 +1856,19 @@
           </w:tcPr>
           <w:p>
             <w:pPr>
-              <w:spacing w:after="0" w:line="252" w:lineRule="auto"/>
+              <w:spacing w:after="0" w:line="240" w:lineRule="auto"/>
+              <w:ind w:firstLine="0"/>
             </w:pPr>
-            <w:r/>
             <w:r>
               <w:rPr>
-                <w:rFonts w:ascii="微软雅黑" w:hAnsi="微软雅黑" w:eastAsia="微软雅黑"/>
-                <w:sz w:val="16"/>
+                <w:rFonts w:ascii="Times New Roman" w:hAnsi="Times New Roman" w:eastAsia="宋体"/>
+                <w:sz w:val="18"/>
+              </w:rPr>
+            </w:r>
+            <w:r>
+              <w:rPr>
+                <w:rFonts w:ascii="Times New Roman" w:hAnsi="Times New Roman" w:eastAsia="宋体"/>
+                <w:sz w:val="21"/>
               </w:rPr>
               <w:t>报错带了 traceId</w:t>
             </w:r>
@@ -1449,13 +1880,19 @@
           </w:tcPr>
           <w:p>
             <w:pPr>
-              <w:spacing w:after="0" w:line="252" w:lineRule="auto"/>
+              <w:spacing w:after="0" w:line="240" w:lineRule="auto"/>
+              <w:ind w:firstLine="0"/>
             </w:pPr>
-            <w:r/>
             <w:r>
               <w:rPr>
-                <w:rFonts w:ascii="微软雅黑" w:hAnsi="微软雅黑" w:eastAsia="微软雅黑"/>
-                <w:sz w:val="16"/>
+                <w:rFonts w:ascii="Times New Roman" w:hAnsi="Times New Roman" w:eastAsia="宋体"/>
+                <w:sz w:val="18"/>
+              </w:rPr>
+            </w:r>
+            <w:r>
+              <w:rPr>
+                <w:rFonts w:ascii="Times New Roman" w:hAnsi="Times New Roman" w:eastAsia="宋体"/>
+                <w:sz w:val="21"/>
               </w:rPr>
               <w:t>该错误已进审计与日志</w:t>
             </w:r>
@@ -1467,13 +1904,19 @@
           </w:tcPr>
           <w:p>
             <w:pPr>
-              <w:spacing w:after="0" w:line="252" w:lineRule="auto"/>
+              <w:spacing w:after="0" w:line="240" w:lineRule="auto"/>
+              <w:ind w:firstLine="0"/>
             </w:pPr>
-            <w:r/>
             <w:r>
               <w:rPr>
-                <w:rFonts w:ascii="微软雅黑" w:hAnsi="微软雅黑" w:eastAsia="微软雅黑"/>
-                <w:sz w:val="16"/>
+                <w:rFonts w:ascii="Times New Roman" w:hAnsi="Times New Roman" w:eastAsia="宋体"/>
+                <w:sz w:val="18"/>
+              </w:rPr>
+            </w:r>
+            <w:r>
+              <w:rPr>
+                <w:rFonts w:ascii="Times New Roman" w:hAnsi="Times New Roman" w:eastAsia="宋体"/>
+                <w:sz w:val="21"/>
               </w:rPr>
               <w:t>把 traceId 发给管理员，可在服务端日志中精确定位</w:t>
             </w:r>
@@ -1487,13 +1930,19 @@
           </w:tcPr>
           <w:p>
             <w:pPr>
-              <w:spacing w:after="0" w:line="252" w:lineRule="auto"/>
+              <w:spacing w:after="0" w:line="240" w:lineRule="auto"/>
+              <w:ind w:firstLine="0"/>
             </w:pPr>
-            <w:r/>
             <w:r>
               <w:rPr>
-                <w:rFonts w:ascii="微软雅黑" w:hAnsi="微软雅黑" w:eastAsia="微软雅黑"/>
-                <w:sz w:val="16"/>
+                <w:rFonts w:ascii="Times New Roman" w:hAnsi="Times New Roman" w:eastAsia="宋体"/>
+                <w:sz w:val="18"/>
+              </w:rPr>
+            </w:r>
+            <w:r>
+              <w:rPr>
+                <w:rFonts w:ascii="Times New Roman" w:hAnsi="Times New Roman" w:eastAsia="宋体"/>
+                <w:sz w:val="21"/>
               </w:rPr>
               <w:t>忘记密码</w:t>
             </w:r>
@@ -1505,13 +1954,19 @@
           </w:tcPr>
           <w:p>
             <w:pPr>
-              <w:spacing w:after="0" w:line="252" w:lineRule="auto"/>
+              <w:spacing w:after="0" w:line="240" w:lineRule="auto"/>
+              <w:ind w:firstLine="0"/>
             </w:pPr>
-            <w:r/>
             <w:r>
               <w:rPr>
-                <w:rFonts w:ascii="微软雅黑" w:hAnsi="微软雅黑" w:eastAsia="微软雅黑"/>
-                <w:sz w:val="16"/>
+                <w:rFonts w:ascii="Times New Roman" w:hAnsi="Times New Roman" w:eastAsia="宋体"/>
+                <w:sz w:val="18"/>
+              </w:rPr>
+            </w:r>
+            <w:r>
+              <w:rPr>
+                <w:rFonts w:ascii="Times New Roman" w:hAnsi="Times New Roman" w:eastAsia="宋体"/>
+                <w:sz w:val="21"/>
               </w:rPr>
               <w:t>—</w:t>
             </w:r>
@@ -1523,13 +1978,19 @@
           </w:tcPr>
           <w:p>
             <w:pPr>
-              <w:spacing w:after="0" w:line="252" w:lineRule="auto"/>
+              <w:spacing w:after="0" w:line="240" w:lineRule="auto"/>
+              <w:ind w:firstLine="0"/>
             </w:pPr>
-            <w:r/>
             <w:r>
               <w:rPr>
-                <w:rFonts w:ascii="微软雅黑" w:hAnsi="微软雅黑" w:eastAsia="微软雅黑"/>
-                <w:sz w:val="16"/>
+                <w:rFonts w:ascii="Times New Roman" w:hAnsi="Times New Roman" w:eastAsia="宋体"/>
+                <w:sz w:val="18"/>
+              </w:rPr>
+            </w:r>
+            <w:r>
+              <w:rPr>
+                <w:rFonts w:ascii="Times New Roman" w:hAnsi="Times New Roman" w:eastAsia="宋体"/>
+                <w:sz w:val="21"/>
               </w:rPr>
               <w:t>联系管理员在「用户管理」里重置</w:t>
             </w:r>
@@ -1541,8 +2002,14 @@
     <w:p>
       <w:pPr>
         <w:pStyle w:val="Heading1"/>
+        <w:ind w:firstLine="0"/>
       </w:pPr>
       <w:r>
+        <w:rPr>
+          <w:rFonts w:ascii="Times New Roman" w:hAnsi="Times New Roman" w:eastAsia="黑体"/>
+          <w:b/>
+          <w:sz w:val="32"/>
+        </w:rPr>
         <w:t>5　界面约定</w:t>
       </w:r>
     </w:p>
@@ -1559,21 +2026,31 @@
         <w:gridCol w:w="7200"/>
       </w:tblGrid>
       <w:tr>
+        <w:trPr>
+          <w:tblHeader/>
+        </w:trPr>
         <w:tc>
           <w:tcPr>
             <w:tcW w:type="dxa" w:w="1728"/>
-            <w:shd w:val="clear" w:fill="DCE6F1"/>
+            <w:shd w:val="clear" w:fill="E8EEF6" w:color="auto"/>
           </w:tcPr>
           <w:p>
             <w:pPr>
-              <w:spacing w:after="0"/>
+              <w:spacing w:after="0" w:line="240" w:lineRule="auto"/>
+              <w:ind w:firstLine="0"/>
+              <w:jc w:val="center"/>
             </w:pPr>
-            <w:r/>
             <w:r>
               <w:rPr>
-                <w:rFonts w:ascii="微软雅黑" w:hAnsi="微软雅黑" w:eastAsia="微软雅黑"/>
+                <w:rFonts w:ascii="Times New Roman" w:hAnsi="Times New Roman" w:eastAsia="宋体"/>
+                <w:sz w:val="18"/>
+              </w:rPr>
+            </w:r>
+            <w:r>
+              <w:rPr>
+                <w:rFonts w:ascii="Times New Roman" w:hAnsi="Times New Roman" w:eastAsia="宋体"/>
                 <w:b/>
-                <w:sz w:val="17"/>
+                <w:sz w:val="21"/>
               </w:rPr>
               <w:t>约定</w:t>
             </w:r>
@@ -1582,18 +2059,25 @@
         <w:tc>
           <w:tcPr>
             <w:tcW w:type="dxa" w:w="7200"/>
-            <w:shd w:val="clear" w:fill="DCE6F1"/>
+            <w:shd w:val="clear" w:fill="E8EEF6" w:color="auto"/>
           </w:tcPr>
           <w:p>
             <w:pPr>
-              <w:spacing w:after="0"/>
+              <w:spacing w:after="0" w:line="240" w:lineRule="auto"/>
+              <w:ind w:firstLine="0"/>
+              <w:jc w:val="center"/>
             </w:pPr>
-            <w:r/>
             <w:r>
               <w:rPr>
-                <w:rFonts w:ascii="微软雅黑" w:hAnsi="微软雅黑" w:eastAsia="微软雅黑"/>
+                <w:rFonts w:ascii="Times New Roman" w:hAnsi="Times New Roman" w:eastAsia="宋体"/>
+                <w:sz w:val="18"/>
+              </w:rPr>
+            </w:r>
+            <w:r>
+              <w:rPr>
+                <w:rFonts w:ascii="Times New Roman" w:hAnsi="Times New Roman" w:eastAsia="宋体"/>
                 <w:b/>
-                <w:sz w:val="17"/>
+                <w:sz w:val="21"/>
               </w:rPr>
               <w:t>说明</w:t>
             </w:r>
@@ -1607,13 +2091,19 @@
           </w:tcPr>
           <w:p>
             <w:pPr>
-              <w:spacing w:after="0" w:line="252" w:lineRule="auto"/>
+              <w:spacing w:after="0" w:line="240" w:lineRule="auto"/>
+              <w:ind w:firstLine="0"/>
             </w:pPr>
-            <w:r/>
             <w:r>
               <w:rPr>
-                <w:rFonts w:ascii="微软雅黑" w:hAnsi="微软雅黑" w:eastAsia="微软雅黑"/>
-                <w:sz w:val="17"/>
+                <w:rFonts w:ascii="Times New Roman" w:hAnsi="Times New Roman" w:eastAsia="宋体"/>
+                <w:sz w:val="18"/>
+              </w:rPr>
+            </w:r>
+            <w:r>
+              <w:rPr>
+                <w:rFonts w:ascii="Times New Roman" w:hAnsi="Times New Roman" w:eastAsia="宋体"/>
+                <w:sz w:val="21"/>
               </w:rPr>
               <w:t>颜色</w:t>
             </w:r>
@@ -1625,13 +2115,19 @@
           </w:tcPr>
           <w:p>
             <w:pPr>
-              <w:spacing w:after="0" w:line="252" w:lineRule="auto"/>
+              <w:spacing w:after="0" w:line="240" w:lineRule="auto"/>
+              <w:ind w:firstLine="0"/>
             </w:pPr>
-            <w:r/>
             <w:r>
               <w:rPr>
-                <w:rFonts w:ascii="微软雅黑" w:hAnsi="微软雅黑" w:eastAsia="微软雅黑"/>
-                <w:sz w:val="17"/>
+                <w:rFonts w:ascii="Times New Roman" w:hAnsi="Times New Roman" w:eastAsia="宋体"/>
+                <w:sz w:val="18"/>
+              </w:rPr>
+            </w:r>
+            <w:r>
+              <w:rPr>
+                <w:rFonts w:ascii="Times New Roman" w:hAnsi="Times New Roman" w:eastAsia="宋体"/>
+                <w:sz w:val="21"/>
               </w:rPr>
               <w:t>蓝=主要操作，绿=通过/正常，橙=警告，红=删除/异常</w:t>
             </w:r>
@@ -1645,13 +2141,19 @@
           </w:tcPr>
           <w:p>
             <w:pPr>
-              <w:spacing w:after="0" w:line="252" w:lineRule="auto"/>
+              <w:spacing w:after="0" w:line="240" w:lineRule="auto"/>
+              <w:ind w:firstLine="0"/>
             </w:pPr>
-            <w:r/>
             <w:r>
               <w:rPr>
-                <w:rFonts w:ascii="微软雅黑" w:hAnsi="微软雅黑" w:eastAsia="微软雅黑"/>
-                <w:sz w:val="17"/>
+                <w:rFonts w:ascii="Times New Roman" w:hAnsi="Times New Roman" w:eastAsia="宋体"/>
+                <w:sz w:val="18"/>
+              </w:rPr>
+            </w:r>
+            <w:r>
+              <w:rPr>
+                <w:rFonts w:ascii="Times New Roman" w:hAnsi="Times New Roman" w:eastAsia="宋体"/>
+                <w:sz w:val="21"/>
               </w:rPr>
               <w:t>空状态</w:t>
             </w:r>
@@ -1663,13 +2165,19 @@
           </w:tcPr>
           <w:p>
             <w:pPr>
-              <w:spacing w:after="0" w:line="252" w:lineRule="auto"/>
+              <w:spacing w:after="0" w:line="240" w:lineRule="auto"/>
+              <w:ind w:firstLine="0"/>
             </w:pPr>
-            <w:r/>
             <w:r>
               <w:rPr>
-                <w:rFonts w:ascii="微软雅黑" w:hAnsi="微软雅黑" w:eastAsia="微软雅黑"/>
-                <w:sz w:val="17"/>
+                <w:rFonts w:ascii="Times New Roman" w:hAnsi="Times New Roman" w:eastAsia="宋体"/>
+                <w:sz w:val="18"/>
+              </w:rPr>
+            </w:r>
+            <w:r>
+              <w:rPr>
+                <w:rFonts w:ascii="Times New Roman" w:hAnsi="Times New Roman" w:eastAsia="宋体"/>
+                <w:sz w:val="21"/>
               </w:rPr>
               <w:t>列表无数据时显示占位说明，不是空白页</w:t>
             </w:r>
@@ -1683,13 +2191,19 @@
           </w:tcPr>
           <w:p>
             <w:pPr>
-              <w:spacing w:after="0" w:line="252" w:lineRule="auto"/>
+              <w:spacing w:after="0" w:line="240" w:lineRule="auto"/>
+              <w:ind w:firstLine="0"/>
             </w:pPr>
-            <w:r/>
             <w:r>
               <w:rPr>
-                <w:rFonts w:ascii="微软雅黑" w:hAnsi="微软雅黑" w:eastAsia="微软雅黑"/>
-                <w:sz w:val="17"/>
+                <w:rFonts w:ascii="Times New Roman" w:hAnsi="Times New Roman" w:eastAsia="宋体"/>
+                <w:sz w:val="18"/>
+              </w:rPr>
+            </w:r>
+            <w:r>
+              <w:rPr>
+                <w:rFonts w:ascii="Times New Roman" w:hAnsi="Times New Roman" w:eastAsia="宋体"/>
+                <w:sz w:val="21"/>
               </w:rPr>
               <w:t>失败提示</w:t>
             </w:r>
@@ -1701,13 +2215,19 @@
           </w:tcPr>
           <w:p>
             <w:pPr>
-              <w:spacing w:after="0" w:line="252" w:lineRule="auto"/>
+              <w:spacing w:after="0" w:line="240" w:lineRule="auto"/>
+              <w:ind w:firstLine="0"/>
             </w:pPr>
-            <w:r/>
             <w:r>
               <w:rPr>
-                <w:rFonts w:ascii="微软雅黑" w:hAnsi="微软雅黑" w:eastAsia="微软雅黑"/>
-                <w:sz w:val="17"/>
+                <w:rFonts w:ascii="Times New Roman" w:hAnsi="Times New Roman" w:eastAsia="宋体"/>
+                <w:sz w:val="18"/>
+              </w:rPr>
+            </w:r>
+            <w:r>
+              <w:rPr>
+                <w:rFonts w:ascii="Times New Roman" w:hAnsi="Times New Roman" w:eastAsia="宋体"/>
+                <w:sz w:val="21"/>
               </w:rPr>
               <w:t>顶部横幅提示 + 可重试按钮；带 traceId 便于报障</w:t>
             </w:r>
@@ -1721,13 +2241,19 @@
           </w:tcPr>
           <w:p>
             <w:pPr>
-              <w:spacing w:after="0" w:line="252" w:lineRule="auto"/>
+              <w:spacing w:after="0" w:line="240" w:lineRule="auto"/>
+              <w:ind w:firstLine="0"/>
             </w:pPr>
-            <w:r/>
             <w:r>
               <w:rPr>
-                <w:rFonts w:ascii="微软雅黑" w:hAnsi="微软雅黑" w:eastAsia="微软雅黑"/>
-                <w:sz w:val="17"/>
+                <w:rFonts w:ascii="Times New Roman" w:hAnsi="Times New Roman" w:eastAsia="宋体"/>
+                <w:sz w:val="18"/>
+              </w:rPr>
+            </w:r>
+            <w:r>
+              <w:rPr>
+                <w:rFonts w:ascii="Times New Roman" w:hAnsi="Times New Roman" w:eastAsia="宋体"/>
+                <w:sz w:val="21"/>
               </w:rPr>
               <w:t>权限收敛</w:t>
             </w:r>
@@ -1739,13 +2265,19 @@
           </w:tcPr>
           <w:p>
             <w:pPr>
-              <w:spacing w:after="0" w:line="252" w:lineRule="auto"/>
+              <w:spacing w:after="0" w:line="240" w:lineRule="auto"/>
+              <w:ind w:firstLine="0"/>
             </w:pPr>
-            <w:r/>
             <w:r>
               <w:rPr>
-                <w:rFonts w:ascii="微软雅黑" w:hAnsi="微软雅黑" w:eastAsia="微软雅黑"/>
-                <w:sz w:val="17"/>
+                <w:rFonts w:ascii="Times New Roman" w:hAnsi="Times New Roman" w:eastAsia="宋体"/>
+                <w:sz w:val="18"/>
+              </w:rPr>
+            </w:r>
+            <w:r>
+              <w:rPr>
+                <w:rFonts w:ascii="Times New Roman" w:hAnsi="Times New Roman" w:eastAsia="宋体"/>
+                <w:sz w:val="21"/>
               </w:rPr>
               <w:t>没有权限的菜单与按钮不渲染，而不是点了才报错</w:t>
             </w:r>
@@ -1759,13 +2291,19 @@
           </w:tcPr>
           <w:p>
             <w:pPr>
-              <w:spacing w:after="0" w:line="252" w:lineRule="auto"/>
+              <w:spacing w:after="0" w:line="240" w:lineRule="auto"/>
+              <w:ind w:firstLine="0"/>
             </w:pPr>
-            <w:r/>
             <w:r>
               <w:rPr>
-                <w:rFonts w:ascii="微软雅黑" w:hAnsi="微软雅黑" w:eastAsia="微软雅黑"/>
-                <w:sz w:val="17"/>
+                <w:rFonts w:ascii="Times New Roman" w:hAnsi="Times New Roman" w:eastAsia="宋体"/>
+                <w:sz w:val="18"/>
+              </w:rPr>
+            </w:r>
+            <w:r>
+              <w:rPr>
+                <w:rFonts w:ascii="Times New Roman" w:hAnsi="Times New Roman" w:eastAsia="宋体"/>
+                <w:sz w:val="21"/>
               </w:rPr>
               <w:t>分页</w:t>
             </w:r>
@@ -1777,13 +2315,19 @@
           </w:tcPr>
           <w:p>
             <w:pPr>
-              <w:spacing w:after="0" w:line="252" w:lineRule="auto"/>
+              <w:spacing w:after="0" w:line="240" w:lineRule="auto"/>
+              <w:ind w:firstLine="0"/>
             </w:pPr>
-            <w:r/>
             <w:r>
               <w:rPr>
-                <w:rFonts w:ascii="微软雅黑" w:hAnsi="微软雅黑" w:eastAsia="微软雅黑"/>
-                <w:sz w:val="17"/>
+                <w:rFonts w:ascii="Times New Roman" w:hAnsi="Times New Roman" w:eastAsia="宋体"/>
+                <w:sz w:val="18"/>
+              </w:rPr>
+            </w:r>
+            <w:r>
+              <w:rPr>
+                <w:rFonts w:ascii="Times New Roman" w:hAnsi="Times New Roman" w:eastAsia="宋体"/>
+                <w:sz w:val="21"/>
               </w:rPr>
               <w:t>统一支持 50/100/200 每页，单页上限 200</w:t>
             </w:r>
@@ -1793,13 +2337,34 @@
     </w:tbl>
     <w:p/>
     <w:sectPr>
-      <w:pgSz w:w="11909" w:h="16834"/>
-      <w:pgMar w:top="1440" w:right="1440" w:bottom="1440" w:left="1440" w:header="720" w:footer="720" w:gutter="0"/>
+      <w:footerReference w:type="default" r:id="rId9"/>
+      <w:pgSz w:w="11906" w:h="16838"/>
+      <w:pgMar w:top="1247" w:right="1247" w:bottom="1247" w:left="1247" w:header="720" w:footer="720" w:gutter="0"/>
       <w:cols w:space="720"/>
       <w:docGrid w:linePitch="360"/>
     </w:sectPr>
   </w:body>
 </w:document>
+</file>
+
+<file path=word/footer1.xml><?xml version="1.0" encoding="utf-8"?>
+<w:ftr xmlns:m="http://schemas.openxmlformats.org/officeDocument/2006/math" xmlns:mc="http://schemas.openxmlformats.org/markup-compatibility/2006" xmlns:mo="http://schemas.microsoft.com/office/mac/office/2008/main" xmlns:mv="urn:schemas-microsoft-com:mac:vml" xmlns:o="urn:schemas-microsoft-com:office:office" xmlns:r="http://schemas.openxmlformats.org/officeDocument/2006/relationships" xmlns:v="urn:schemas-microsoft-com:vml" xmlns:w10="urn:schemas-microsoft-com:office:word" xmlns:w14="http://schemas.microsoft.com/office/word/2010/wordml" xmlns:w="http://schemas.openxmlformats.org/wordprocessingml/2006/main" xmlns:wne="http://schemas.microsoft.com/office/word/2006/wordml" xmlns:wp14="http://schemas.microsoft.com/office/word/2010/wordprocessingDrawing" xmlns:wp="http://schemas.openxmlformats.org/drawingml/2006/wordprocessingDrawing" xmlns:wpc="http://schemas.microsoft.com/office/word/2010/wordprocessingCanvas" xmlns:wpg="http://schemas.microsoft.com/office/word/2010/wordprocessingGroup" xmlns:wpi="http://schemas.microsoft.com/office/word/2010/wordprocessingInk" xmlns:wps="http://schemas.microsoft.com/office/word/2010/wordprocessingShape" mc:Ignorable="w14 wp14">
+  <w:p>
+    <w:pPr>
+      <w:pStyle w:val="Footer"/>
+      <w:jc w:val="center"/>
+    </w:pPr>
+    <w:r>
+      <w:rPr>
+        <w:rFonts w:ascii="Times New Roman" w:hAnsi="Times New Roman" w:eastAsia="宋体"/>
+        <w:sz w:val="21"/>
+      </w:rPr>
+      <w:fldChar w:fldCharType="begin"/>
+      <w:instrText xml:space="preserve"> PAGE </w:instrText>
+      <w:fldChar w:fldCharType="end"/>
+    </w:r>
+  </w:p>
+</w:ftr>
 </file>
 
 <file path=word/numbering.xml><?xml version="1.0" encoding="utf-8"?>
@@ -2011,8 +2576,8 @@
     <w:rPrDefault>
       <w:rPr>
         <w:rFonts w:asciiTheme="minorHAnsi" w:eastAsiaTheme="minorEastAsia" w:hAnsiTheme="minorHAnsi" w:cstheme="minorBidi"/>
-        <w:sz w:val="22"/>
-        <w:szCs w:val="22"/>
+        <w:sz w:val="21"/>
+        <w:szCs w:val="21"/>
         <w:lang w:val="en-US" w:eastAsia="en-US" w:bidi="ar-SA"/>
       </w:rPr>
     </w:rPrDefault>
@@ -2166,10 +2731,11 @@
     <w:qFormat/>
     <w:rsid w:val="00FC693F"/>
     <w:pPr>
-      <w:spacing w:after="120" w:line="300" w:lineRule="auto"/>
+      <w:spacing w:after="0" w:line="360" w:lineRule="auto" w:before="0"/>
+      <w:ind w:firstLine="420"/>
     </w:pPr>
     <w:rPr>
-      <w:rFonts w:ascii="微软雅黑" w:hAnsi="微软雅黑" w:eastAsia="微软雅黑"/>
+      <w:rFonts w:ascii="Times New Roman" w:hAnsi="Times New Roman" w:eastAsia="宋体"/>
       <w:sz w:val="21"/>
     </w:rPr>
   </w:style>
@@ -2228,15 +2794,16 @@
     <w:pPr>
       <w:keepNext/>
       <w:keepLines/>
-      <w:spacing w:before="480" w:after="0"/>
+      <w:spacing w:before="240" w:after="120" w:line="360" w:lineRule="auto"/>
+      <w:ind w:firstLine="0"/>
       <w:outlineLvl w:val="0"/>
     </w:pPr>
     <w:rPr>
-      <w:rFonts w:asciiTheme="majorHAnsi" w:eastAsiaTheme="majorEastAsia" w:hAnsiTheme="majorHAnsi" w:cstheme="majorBidi" w:ascii="微软雅黑" w:hAnsi="微软雅黑" w:eastAsia="微软雅黑"/>
+      <w:rFonts w:asciiTheme="majorHAnsi" w:eastAsiaTheme="majorEastAsia" w:hAnsiTheme="majorHAnsi" w:cstheme="majorBidi" w:ascii="Times New Roman" w:hAnsi="Times New Roman" w:eastAsia="黑体"/>
       <w:b/>
       <w:bCs/>
-      <w:color w:val="1F3864"/>
-      <w:sz w:val="36"/>
+      <w:color w:val="000000"/>
+      <w:sz w:val="32"/>
       <w:szCs w:val="28"/>
     </w:rPr>
   </w:style>
@@ -2252,14 +2819,15 @@
     <w:pPr>
       <w:keepNext/>
       <w:keepLines/>
-      <w:spacing w:before="200" w:after="0"/>
+      <w:spacing w:before="120" w:after="120" w:line="360" w:lineRule="auto"/>
+      <w:ind w:firstLine="0"/>
       <w:outlineLvl w:val="1"/>
     </w:pPr>
     <w:rPr>
-      <w:rFonts w:asciiTheme="majorHAnsi" w:eastAsiaTheme="majorEastAsia" w:hAnsiTheme="majorHAnsi" w:cstheme="majorBidi" w:ascii="微软雅黑" w:hAnsi="微软雅黑" w:eastAsia="微软雅黑"/>
+      <w:rFonts w:asciiTheme="majorHAnsi" w:eastAsiaTheme="majorEastAsia" w:hAnsiTheme="majorHAnsi" w:cstheme="majorBidi" w:ascii="Times New Roman" w:hAnsi="Times New Roman" w:eastAsia="黑体"/>
       <w:b/>
       <w:bCs/>
-      <w:color w:val="1F3864"/>
+      <w:color w:val="000000"/>
       <w:sz w:val="28"/>
       <w:szCs w:val="26"/>
     </w:rPr>
@@ -2276,14 +2844,15 @@
     <w:pPr>
       <w:keepNext/>
       <w:keepLines/>
-      <w:spacing w:before="200" w:after="0"/>
+      <w:spacing w:before="120" w:after="120" w:line="360" w:lineRule="auto"/>
+      <w:ind w:firstLine="0"/>
       <w:outlineLvl w:val="2"/>
     </w:pPr>
     <w:rPr>
-      <w:rFonts w:asciiTheme="majorHAnsi" w:eastAsiaTheme="majorEastAsia" w:hAnsiTheme="majorHAnsi" w:cstheme="majorBidi" w:ascii="微软雅黑" w:hAnsi="微软雅黑" w:eastAsia="微软雅黑"/>
+      <w:rFonts w:asciiTheme="majorHAnsi" w:eastAsiaTheme="majorEastAsia" w:hAnsiTheme="majorHAnsi" w:cstheme="majorBidi" w:ascii="Times New Roman" w:hAnsi="Times New Roman" w:eastAsia="黑体"/>
       <w:b/>
       <w:bCs/>
-      <w:color w:val="1F3864"/>
+      <w:color w:val="000000"/>
       <w:sz w:val="24"/>
     </w:rPr>
   </w:style>
@@ -2594,6 +3163,10 @@
       <w:ind w:left="720"/>
       <w:contextualSpacing/>
     </w:pPr>
+    <w:rPr>
+      <w:rFonts w:ascii="Times New Roman" w:hAnsi="Times New Roman" w:eastAsia="宋体"/>
+      <w:sz w:val="21"/>
+    </w:rPr>
   </w:style>
   <w:style w:type="paragraph" w:styleId="BodyText">
     <w:name w:val="Body Text"/>
@@ -2702,6 +3275,10 @@
       </w:numPr>
       <w:contextualSpacing/>
     </w:pPr>
+    <w:rPr>
+      <w:rFonts w:ascii="Times New Roman" w:hAnsi="Times New Roman" w:eastAsia="宋体"/>
+      <w:sz w:val="21"/>
+    </w:rPr>
   </w:style>
   <w:style w:type="paragraph" w:styleId="ListBullet2">
     <w:name w:val="List Bullet 2"/>
@@ -2741,6 +3318,10 @@
       </w:numPr>
       <w:contextualSpacing/>
     </w:pPr>
+    <w:rPr>
+      <w:rFonts w:ascii="Times New Roman" w:hAnsi="Times New Roman" w:eastAsia="宋体"/>
+      <w:sz w:val="21"/>
+    </w:rPr>
   </w:style>
   <w:style w:type="paragraph" w:styleId="ListNumber2">
     <w:name w:val="List Number 2"/>

--- a/docs/TeamPulse_用户手册.docx
+++ b/docs/TeamPulse_用户手册.docx
@@ -52,7 +52,7 @@
           <w:color w:val="404040"/>
           <w:sz w:val="28"/>
         </w:rPr>
-        <w:t>适用地址：http://81.70.102.116/</w:t>
+        <w:t>适用地址：http://www.team-pulse.site/</w:t>
       </w:r>
     </w:p>
     <w:p>
@@ -2338,6 +2338,7 @@
     <w:p/>
     <w:sectPr>
       <w:footerReference w:type="default" r:id="rId9"/>
+      <w:headerReference w:type="default" r:id="rId10"/>
       <w:pgSz w:w="11906" w:h="16838"/>
       <w:pgMar w:top="1247" w:right="1247" w:bottom="1247" w:left="1247" w:header="720" w:footer="720" w:gutter="0"/>
       <w:cols w:space="720"/>
@@ -2365,6 +2366,16 @@
     </w:r>
   </w:p>
 </w:ftr>
+</file>
+
+<file path=word/header1.xml><?xml version="1.0" encoding="utf-8"?>
+<w:hdr xmlns:m="http://schemas.openxmlformats.org/officeDocument/2006/math" xmlns:mc="http://schemas.openxmlformats.org/markup-compatibility/2006" xmlns:mo="http://schemas.microsoft.com/office/mac/office/2008/main" xmlns:mv="urn:schemas-microsoft-com:mac:vml" xmlns:o="urn:schemas-microsoft-com:office:office" xmlns:r="http://schemas.openxmlformats.org/officeDocument/2006/relationships" xmlns:v="urn:schemas-microsoft-com:vml" xmlns:w10="urn:schemas-microsoft-com:office:word" xmlns:w14="http://schemas.microsoft.com/office/word/2010/wordml" xmlns:w="http://schemas.openxmlformats.org/wordprocessingml/2006/main" xmlns:wne="http://schemas.microsoft.com/office/word/2006/wordml" xmlns:wp14="http://schemas.microsoft.com/office/word/2010/wordprocessingDrawing" xmlns:wp="http://schemas.openxmlformats.org/drawingml/2006/wordprocessingDrawing" xmlns:wpc="http://schemas.microsoft.com/office/word/2010/wordprocessingCanvas" xmlns:wpg="http://schemas.microsoft.com/office/word/2010/wordprocessingGroup" xmlns:wpi="http://schemas.microsoft.com/office/word/2010/wordprocessingInk" xmlns:wps="http://schemas.microsoft.com/office/word/2010/wordprocessingShape" mc:Ignorable="w14 wp14">
+  <w:p>
+    <w:pPr>
+      <w:pStyle w:val="Header"/>
+    </w:pPr>
+  </w:p>
+</w:hdr>
 </file>
 
 <file path=word/numbering.xml><?xml version="1.0" encoding="utf-8"?>
